--- a/templates/docx/contracts/by_company/hayat/contract_template.docx
+++ b/templates/docx/contracts/by_company/hayat/contract_template.docx
@@ -1,6 +1,6 @@
 
 <file path=word/document.xml><?xml version="1.0" encoding="utf-8"?>
-<w:document xmlns:wpc="http://schemas.microsoft.com/office/word/2010/wordprocessingCanvas" xmlns:cx="http://schemas.microsoft.com/office/drawing/2014/chartex" xmlns:cx1="http://schemas.microsoft.com/office/drawing/2015/9/8/chartex" xmlns:cx2="http://schemas.microsoft.com/office/drawing/2015/10/21/chartex" xmlns:cx3="http://schemas.microsoft.com/office/drawing/2016/5/9/chartex" xmlns:cx4="http://schemas.microsoft.com/office/drawing/2016/5/10/chartex" xmlns:cx5="http://schemas.microsoft.com/office/drawing/2016/5/11/chartex" xmlns:cx6="http://schemas.microsoft.com/office/drawing/2016/5/12/chartex" xmlns:cx7="http://schemas.microsoft.com/office/drawing/2016/5/13/chartex" xmlns:cx8="http://schemas.microsoft.com/office/drawing/2016/5/14/chartex" xmlns:mc="http://schemas.openxmlformats.org/markup-compatibility/2006" xmlns:aink="http://schemas.microsoft.com/office/drawing/2016/ink" xmlns:am3d="http://schemas.microsoft.com/office/drawing/2017/model3d" xmlns:o="urn:schemas-microsoft-com:office:office" xmlns:oel="http://schemas.microsoft.com/office/2019/extlst" xmlns:r="http://schemas.openxmlformats.org/officeDocument/2006/relationships" xmlns:m="http://schemas.openxmlformats.org/officeDocument/2006/math" xmlns:v="urn:schemas-microsoft-com:vml" xmlns:wp14="http://schemas.microsoft.com/office/word/2010/wordprocessingDrawing" xmlns:wp="http://schemas.openxmlformats.org/drawingml/2006/wordprocessingDrawing" xmlns:w10="urn:schemas-microsoft-com:office:word" xmlns:w="http://schemas.openxmlformats.org/wordprocessingml/2006/main" xmlns:w14="http://schemas.microsoft.com/office/word/2010/wordml" xmlns:w15="http://schemas.microsoft.com/office/word/2012/wordml" xmlns:w16cex="http://schemas.microsoft.com/office/word/2018/wordml/cex" xmlns:w16cid="http://schemas.microsoft.com/office/word/2016/wordml/cid" xmlns:w16="http://schemas.microsoft.com/office/word/2018/wordml" xmlns:w16du="http://schemas.microsoft.com/office/word/2023/wordml/word16du" xmlns:w16sdtdh="http://schemas.microsoft.com/office/word/2020/wordml/sdtdatahash" xmlns:w16sdtfl="http://schemas.microsoft.com/office/word/2024/wordml/sdtformatlock" xmlns:w16se="http://schemas.microsoft.com/office/word/2015/wordml/symex" xmlns:wpg="http://schemas.microsoft.com/office/word/2010/wordprocessingGroup" xmlns:wpi="http://schemas.microsoft.com/office/word/2010/wordprocessingInk" xmlns:wne="http://schemas.microsoft.com/office/word/2006/wordml" xmlns:wps="http://schemas.microsoft.com/office/word/2010/wordprocessingShape" mc:Ignorable="w14 w15 w16se w16cid w16 w16cex w16sdtdh w16sdtfl w16du wp14">
+<w:document xmlns:wpc="http://schemas.microsoft.com/office/word/2010/wordprocessingCanvas" xmlns:cx="http://schemas.microsoft.com/office/drawing/2014/chartex" xmlns:cx1="http://schemas.microsoft.com/office/drawing/2015/9/8/chartex" xmlns:cx2="http://schemas.microsoft.com/office/drawing/2015/10/21/chartex" xmlns:cx3="http://schemas.microsoft.com/office/drawing/2016/5/9/chartex" xmlns:cx4="http://schemas.microsoft.com/office/drawing/2016/5/10/chartex" xmlns:cx5="http://schemas.microsoft.com/office/drawing/2016/5/11/chartex" xmlns:cx6="http://schemas.microsoft.com/office/drawing/2016/5/12/chartex" xmlns:cx7="http://schemas.microsoft.com/office/drawing/2016/5/13/chartex" xmlns:cx8="http://schemas.microsoft.com/office/drawing/2016/5/14/chartex" xmlns:mc="http://schemas.openxmlformats.org/markup-compatibility/2006" xmlns:aink="http://schemas.microsoft.com/office/drawing/2016/ink" xmlns:am3d="http://schemas.microsoft.com/office/drawing/2017/model3d" xmlns:o="urn:schemas-microsoft-com:office:office" xmlns:r="http://schemas.openxmlformats.org/officeDocument/2006/relationships" xmlns:m="http://schemas.openxmlformats.org/officeDocument/2006/math" xmlns:v="urn:schemas-microsoft-com:vml" xmlns:wp14="http://schemas.microsoft.com/office/word/2010/wordprocessingDrawing" xmlns:wp="http://schemas.openxmlformats.org/drawingml/2006/wordprocessingDrawing" xmlns:w10="urn:schemas-microsoft-com:office:word" xmlns:w="http://schemas.openxmlformats.org/wordprocessingml/2006/main" xmlns:w14="http://schemas.microsoft.com/office/word/2010/wordml" xmlns:w15="http://schemas.microsoft.com/office/word/2012/wordml" xmlns:w16cid="http://schemas.microsoft.com/office/word/2016/wordml/cid" xmlns:w16se="http://schemas.microsoft.com/office/word/2015/wordml/symex" xmlns:wpg="http://schemas.microsoft.com/office/word/2010/wordprocessingGroup" xmlns:wpi="http://schemas.microsoft.com/office/word/2010/wordprocessingInk" xmlns:wne="http://schemas.microsoft.com/office/word/2006/wordml" xmlns:wps="http://schemas.microsoft.com/office/word/2010/wordprocessingShape" mc:Ignorable="w14 w15 w16se w16cid wp14">
   <w:body>
     <w:p>
       <w:pPr>
@@ -21,7 +21,51 @@
           <w:sz w:val="24"/>
           <w:szCs w:val="24"/>
         </w:rPr>
-        <w:t>Договор №{{ contract.number }}</w:t>
+        <w:t xml:space="preserve">Договор </w:t>
+      </w:r>
+      <w:proofErr w:type="gramStart"/>
+      <w:r>
+        <w:rPr>
+          <w:rFonts w:asciiTheme="majorHAnsi" w:hAnsiTheme="majorHAnsi" w:cstheme="majorHAnsi"/>
+          <w:b/>
+          <w:bCs/>
+          <w:sz w:val="24"/>
+          <w:szCs w:val="24"/>
+        </w:rPr>
+        <w:t>№{</w:t>
+      </w:r>
+      <w:proofErr w:type="gramEnd"/>
+      <w:r>
+        <w:rPr>
+          <w:rFonts w:asciiTheme="majorHAnsi" w:hAnsiTheme="majorHAnsi" w:cstheme="majorHAnsi"/>
+          <w:b/>
+          <w:bCs/>
+          <w:sz w:val="24"/>
+          <w:szCs w:val="24"/>
+        </w:rPr>
+        <w:t xml:space="preserve">{ </w:t>
+      </w:r>
+      <w:proofErr w:type="spellStart"/>
+      <w:r>
+        <w:rPr>
+          <w:rFonts w:asciiTheme="majorHAnsi" w:hAnsiTheme="majorHAnsi" w:cstheme="majorHAnsi"/>
+          <w:b/>
+          <w:bCs/>
+          <w:sz w:val="24"/>
+          <w:szCs w:val="24"/>
+        </w:rPr>
+        <w:t>contract.number</w:t>
+      </w:r>
+      <w:proofErr w:type="spellEnd"/>
+      <w:r>
+        <w:rPr>
+          <w:rFonts w:asciiTheme="majorHAnsi" w:hAnsiTheme="majorHAnsi" w:cstheme="majorHAnsi"/>
+          <w:b/>
+          <w:bCs/>
+          <w:sz w:val="24"/>
+          <w:szCs w:val="24"/>
+        </w:rPr>
+        <w:t xml:space="preserve"> }}</w:t>
       </w:r>
     </w:p>
     <w:p>
@@ -66,6 +110,7 @@
           <w:rFonts w:asciiTheme="majorHAnsi" w:hAnsiTheme="majorHAnsi" w:cstheme="majorHAnsi"/>
           <w:sz w:val="24"/>
           <w:szCs w:val="24"/>
+          <w:lang w:val="en-US"/>
         </w:rPr>
       </w:pPr>
       <w:r>
@@ -74,7 +119,76 @@
           <w:sz w:val="24"/>
           <w:szCs w:val="24"/>
         </w:rPr>
-        <w:t>г. {{ contract.sign_city }}                                                                                                                {{ contract.sign_date_str }}</w:t>
+        <w:t>г</w:t>
+      </w:r>
+      <w:r>
+        <w:rPr>
+          <w:rFonts w:asciiTheme="majorHAnsi" w:hAnsiTheme="majorHAnsi" w:cstheme="majorHAnsi"/>
+          <w:sz w:val="24"/>
+          <w:szCs w:val="24"/>
+          <w:lang w:val="en-US"/>
+        </w:rPr>
+        <w:t xml:space="preserve">. </w:t>
+      </w:r>
+      <w:proofErr w:type="gramStart"/>
+      <w:r>
+        <w:rPr>
+          <w:rFonts w:asciiTheme="majorHAnsi" w:hAnsiTheme="majorHAnsi" w:cstheme="majorHAnsi"/>
+          <w:sz w:val="24"/>
+          <w:szCs w:val="24"/>
+          <w:lang w:val="en-US"/>
+        </w:rPr>
+        <w:t xml:space="preserve">{{ </w:t>
+      </w:r>
+      <w:proofErr w:type="spellStart"/>
+      <w:r>
+        <w:rPr>
+          <w:rFonts w:asciiTheme="majorHAnsi" w:hAnsiTheme="majorHAnsi" w:cstheme="majorHAnsi"/>
+          <w:sz w:val="24"/>
+          <w:szCs w:val="24"/>
+          <w:lang w:val="en-US"/>
+        </w:rPr>
+        <w:t>contract</w:t>
+      </w:r>
+      <w:proofErr w:type="gramEnd"/>
+      <w:r>
+        <w:rPr>
+          <w:rFonts w:asciiTheme="majorHAnsi" w:hAnsiTheme="majorHAnsi" w:cstheme="majorHAnsi"/>
+          <w:sz w:val="24"/>
+          <w:szCs w:val="24"/>
+          <w:lang w:val="en-US"/>
+        </w:rPr>
+        <w:t>.sign_city</w:t>
+      </w:r>
+      <w:proofErr w:type="spellEnd"/>
+      <w:r>
+        <w:rPr>
+          <w:rFonts w:asciiTheme="majorHAnsi" w:hAnsiTheme="majorHAnsi" w:cstheme="majorHAnsi"/>
+          <w:sz w:val="24"/>
+          <w:szCs w:val="24"/>
+          <w:lang w:val="en-US"/>
+        </w:rPr>
+        <w:t xml:space="preserve"> }}                                                                                                                {{ </w:t>
+      </w:r>
+      <w:proofErr w:type="spellStart"/>
+      <w:r>
+        <w:rPr>
+          <w:rFonts w:asciiTheme="majorHAnsi" w:hAnsiTheme="majorHAnsi" w:cstheme="majorHAnsi"/>
+          <w:sz w:val="24"/>
+          <w:szCs w:val="24"/>
+          <w:lang w:val="en-US"/>
+        </w:rPr>
+        <w:t>contract.sign_date_str</w:t>
+      </w:r>
+      <w:proofErr w:type="spellEnd"/>
+      <w:r>
+        <w:rPr>
+          <w:rFonts w:asciiTheme="majorHAnsi" w:hAnsiTheme="majorHAnsi" w:cstheme="majorHAnsi"/>
+          <w:sz w:val="24"/>
+          <w:szCs w:val="24"/>
+          <w:lang w:val="en-US"/>
+        </w:rPr>
+        <w:t xml:space="preserve"> }}</w:t>
       </w:r>
     </w:p>
     <w:p>
@@ -85,6 +199,7 @@
           <w:rFonts w:asciiTheme="majorHAnsi" w:hAnsiTheme="majorHAnsi" w:cstheme="majorHAnsi"/>
           <w:sz w:val="24"/>
           <w:szCs w:val="24"/>
+          <w:lang w:val="en-US"/>
         </w:rPr>
       </w:pPr>
     </w:p>
@@ -97,6 +212,7 @@
           <w:rFonts w:asciiTheme="majorHAnsi" w:hAnsiTheme="majorHAnsi" w:cstheme="majorHAnsi"/>
           <w:sz w:val="24"/>
           <w:szCs w:val="24"/>
+          <w:lang w:val="en-US"/>
         </w:rPr>
       </w:pPr>
       <w:r>
@@ -104,25 +220,737 @@
           <w:rFonts w:asciiTheme="majorHAnsi" w:hAnsiTheme="majorHAnsi" w:cstheme="majorHAnsi"/>
           <w:sz w:val="24"/>
           <w:szCs w:val="24"/>
-        </w:rPr>
-        <w:t xml:space="preserve">{{ applicant.citizen_phrase }} {{ applicant.full_name_native }}, именуем{{ applicant.named_suffix }} в дальнейшем "Исполнитель",  паспорт  </w:t>
-      </w:r>
-      <w:r>
-        <w:rPr>
-          <w:rFonts w:asciiTheme="majorHAnsi" w:hAnsiTheme="majorHAnsi" w:cstheme="majorHAnsi"/>
-          <w:sz w:val="24"/>
-          <w:szCs w:val="24"/>
           <w:lang w:val="en-US"/>
         </w:rPr>
-        <w:t xml:space="preserve">{{ applicant.passport_formatted }}</w:t>
-      </w:r>
-      <w:r>
-        <w:rPr>
-          <w:rFonts w:asciiTheme="majorHAnsi" w:hAnsiTheme="majorHAnsi" w:cstheme="majorHAnsi"/>
-          <w:sz w:val="24"/>
-          <w:szCs w:val="24"/>
-        </w:rPr>
-        <w:t xml:space="preserve">  выдан {{ fmt_date_quoted_ru(applicant.passport_issue_date) }} {{ applicant.passport_issuer }},  с  одной стороны  и {{ company.full_name_ru }}, именуемое в дальнейшем  "Заказчик", в лице {{ company.director_position_ru }} {{ company.director_full_name_genitive_ru }}, с другой стороны, совместно именуемые "Стороны", по отдельности "Сторона", заключили настоящий Договор о нижеследующем:</w:t>
+        <w:t xml:space="preserve">{{ </w:t>
+      </w:r>
+      <w:proofErr w:type="spellStart"/>
+      <w:r>
+        <w:rPr>
+          <w:rFonts w:asciiTheme="majorHAnsi" w:hAnsiTheme="majorHAnsi" w:cstheme="majorHAnsi"/>
+          <w:sz w:val="24"/>
+          <w:szCs w:val="24"/>
+          <w:lang w:val="en-US"/>
+        </w:rPr>
+        <w:t>applicant.citizen_phrase</w:t>
+      </w:r>
+      <w:proofErr w:type="spellEnd"/>
+      <w:r>
+        <w:rPr>
+          <w:rFonts w:asciiTheme="majorHAnsi" w:hAnsiTheme="majorHAnsi" w:cstheme="majorHAnsi"/>
+          <w:sz w:val="24"/>
+          <w:szCs w:val="24"/>
+          <w:lang w:val="en-US"/>
+        </w:rPr>
+        <w:t xml:space="preserve"> }} {{ </w:t>
+      </w:r>
+      <w:proofErr w:type="spellStart"/>
+      <w:r>
+        <w:rPr>
+          <w:rFonts w:asciiTheme="majorHAnsi" w:hAnsiTheme="majorHAnsi" w:cstheme="majorHAnsi"/>
+          <w:sz w:val="24"/>
+          <w:szCs w:val="24"/>
+          <w:lang w:val="en-US"/>
+        </w:rPr>
+        <w:t>applicant.full_name_native</w:t>
+      </w:r>
+      <w:proofErr w:type="spellEnd"/>
+      <w:r>
+        <w:rPr>
+          <w:rFonts w:asciiTheme="majorHAnsi" w:hAnsiTheme="majorHAnsi" w:cstheme="majorHAnsi"/>
+          <w:sz w:val="24"/>
+          <w:szCs w:val="24"/>
+          <w:lang w:val="en-US"/>
+        </w:rPr>
+        <w:t xml:space="preserve"> }}, </w:t>
+      </w:r>
+      <w:r>
+        <w:rPr>
+          <w:rFonts w:asciiTheme="majorHAnsi" w:hAnsiTheme="majorHAnsi" w:cstheme="majorHAnsi"/>
+          <w:sz w:val="24"/>
+          <w:szCs w:val="24"/>
+        </w:rPr>
+        <w:t>именуем</w:t>
+      </w:r>
+      <w:r>
+        <w:rPr>
+          <w:rFonts w:asciiTheme="majorHAnsi" w:hAnsiTheme="majorHAnsi" w:cstheme="majorHAnsi"/>
+          <w:sz w:val="24"/>
+          <w:szCs w:val="24"/>
+          <w:lang w:val="en-US"/>
+        </w:rPr>
+        <w:t xml:space="preserve">{{ </w:t>
+      </w:r>
+      <w:proofErr w:type="spellStart"/>
+      <w:r>
+        <w:rPr>
+          <w:rFonts w:asciiTheme="majorHAnsi" w:hAnsiTheme="majorHAnsi" w:cstheme="majorHAnsi"/>
+          <w:sz w:val="24"/>
+          <w:szCs w:val="24"/>
+          <w:lang w:val="en-US"/>
+        </w:rPr>
+        <w:t>applicant.named_suffix</w:t>
+      </w:r>
+      <w:proofErr w:type="spellEnd"/>
+      <w:r>
+        <w:rPr>
+          <w:rFonts w:asciiTheme="majorHAnsi" w:hAnsiTheme="majorHAnsi" w:cstheme="majorHAnsi"/>
+          <w:sz w:val="24"/>
+          <w:szCs w:val="24"/>
+          <w:lang w:val="en-US"/>
+        </w:rPr>
+        <w:t xml:space="preserve"> }} </w:t>
+      </w:r>
+      <w:r>
+        <w:rPr>
+          <w:rFonts w:asciiTheme="majorHAnsi" w:hAnsiTheme="majorHAnsi" w:cstheme="majorHAnsi"/>
+          <w:sz w:val="24"/>
+          <w:szCs w:val="24"/>
+        </w:rPr>
+        <w:t>в</w:t>
+      </w:r>
+      <w:r>
+        <w:rPr>
+          <w:rFonts w:asciiTheme="majorHAnsi" w:hAnsiTheme="majorHAnsi" w:cstheme="majorHAnsi"/>
+          <w:sz w:val="24"/>
+          <w:szCs w:val="24"/>
+          <w:lang w:val="en-US"/>
+        </w:rPr>
+        <w:t xml:space="preserve"> </w:t>
+      </w:r>
+      <w:r>
+        <w:rPr>
+          <w:rFonts w:asciiTheme="majorHAnsi" w:hAnsiTheme="majorHAnsi" w:cstheme="majorHAnsi"/>
+          <w:sz w:val="24"/>
+          <w:szCs w:val="24"/>
+        </w:rPr>
+        <w:t>дальнейшем</w:t>
+      </w:r>
+      <w:r>
+        <w:rPr>
+          <w:rFonts w:asciiTheme="majorHAnsi" w:hAnsiTheme="majorHAnsi" w:cstheme="majorHAnsi"/>
+          <w:sz w:val="24"/>
+          <w:szCs w:val="24"/>
+          <w:lang w:val="en-US"/>
+        </w:rPr>
+        <w:t xml:space="preserve"> "</w:t>
+      </w:r>
+      <w:r>
+        <w:rPr>
+          <w:rFonts w:asciiTheme="majorHAnsi" w:hAnsiTheme="majorHAnsi" w:cstheme="majorHAnsi"/>
+          <w:sz w:val="24"/>
+          <w:szCs w:val="24"/>
+        </w:rPr>
+        <w:t>Исполнитель</w:t>
+      </w:r>
+      <w:r>
+        <w:rPr>
+          <w:rFonts w:asciiTheme="majorHAnsi" w:hAnsiTheme="majorHAnsi" w:cstheme="majorHAnsi"/>
+          <w:sz w:val="24"/>
+          <w:szCs w:val="24"/>
+          <w:lang w:val="en-US"/>
+        </w:rPr>
+        <w:t xml:space="preserve">",  </w:t>
+      </w:r>
+      <w:r>
+        <w:rPr>
+          <w:rFonts w:asciiTheme="majorHAnsi" w:hAnsiTheme="majorHAnsi" w:cstheme="majorHAnsi"/>
+          <w:sz w:val="24"/>
+          <w:szCs w:val="24"/>
+        </w:rPr>
+        <w:t>паспорт</w:t>
+      </w:r>
+      <w:r>
+        <w:rPr>
+          <w:rFonts w:asciiTheme="majorHAnsi" w:hAnsiTheme="majorHAnsi" w:cstheme="majorHAnsi"/>
+          <w:sz w:val="24"/>
+          <w:szCs w:val="24"/>
+          <w:lang w:val="en-US"/>
+        </w:rPr>
+        <w:t xml:space="preserve">  </w:t>
+      </w:r>
+      <w:r>
+        <w:rPr>
+          <w:rFonts w:asciiTheme="majorHAnsi" w:hAnsiTheme="majorHAnsi" w:cstheme="majorHAnsi"/>
+          <w:sz w:val="24"/>
+          <w:szCs w:val="24"/>
+          <w:lang w:val="en-US"/>
+        </w:rPr>
+        <w:t xml:space="preserve">{{ </w:t>
+      </w:r>
+      <w:proofErr w:type="spellStart"/>
+      <w:r>
+        <w:rPr>
+          <w:rFonts w:asciiTheme="majorHAnsi" w:hAnsiTheme="majorHAnsi" w:cstheme="majorHAnsi"/>
+          <w:sz w:val="24"/>
+          <w:szCs w:val="24"/>
+          <w:lang w:val="en-US"/>
+        </w:rPr>
+        <w:t>applicant.passport_formatted</w:t>
+      </w:r>
+      <w:proofErr w:type="spellEnd"/>
+      <w:r>
+        <w:rPr>
+          <w:rFonts w:asciiTheme="majorHAnsi" w:hAnsiTheme="majorHAnsi" w:cstheme="majorHAnsi"/>
+          <w:sz w:val="24"/>
+          <w:szCs w:val="24"/>
+          <w:lang w:val="en-US"/>
+        </w:rPr>
+        <w:t xml:space="preserve"> }}</w:t>
+      </w:r>
+      <w:r>
+        <w:rPr>
+          <w:rFonts w:asciiTheme="majorHAnsi" w:hAnsiTheme="majorHAnsi" w:cstheme="majorHAnsi"/>
+          <w:sz w:val="24"/>
+          <w:szCs w:val="24"/>
+          <w:lang w:val="en-US"/>
+        </w:rPr>
+        <w:t xml:space="preserve">  </w:t>
+      </w:r>
+      <w:r>
+        <w:rPr>
+          <w:rFonts w:asciiTheme="majorHAnsi" w:hAnsiTheme="majorHAnsi" w:cstheme="majorHAnsi"/>
+          <w:sz w:val="24"/>
+          <w:szCs w:val="24"/>
+        </w:rPr>
+        <w:t>выдан</w:t>
+      </w:r>
+      <w:r>
+        <w:rPr>
+          <w:rFonts w:asciiTheme="majorHAnsi" w:hAnsiTheme="majorHAnsi" w:cstheme="majorHAnsi"/>
+          <w:sz w:val="24"/>
+          <w:szCs w:val="24"/>
+          <w:lang w:val="en-US"/>
+        </w:rPr>
+        <w:t xml:space="preserve"> {{ </w:t>
+      </w:r>
+      <w:proofErr w:type="spellStart"/>
+      <w:r>
+        <w:rPr>
+          <w:rFonts w:asciiTheme="majorHAnsi" w:hAnsiTheme="majorHAnsi" w:cstheme="majorHAnsi"/>
+          <w:sz w:val="24"/>
+          <w:szCs w:val="24"/>
+          <w:lang w:val="en-US"/>
+        </w:rPr>
+        <w:t>fmt_date_quoted_ru</w:t>
+      </w:r>
+      <w:proofErr w:type="spellEnd"/>
+      <w:r>
+        <w:rPr>
+          <w:rFonts w:asciiTheme="majorHAnsi" w:hAnsiTheme="majorHAnsi" w:cstheme="majorHAnsi"/>
+          <w:sz w:val="24"/>
+          <w:szCs w:val="24"/>
+          <w:lang w:val="en-US"/>
+        </w:rPr>
+        <w:t>(</w:t>
+      </w:r>
+      <w:proofErr w:type="spellStart"/>
+      <w:r>
+        <w:rPr>
+          <w:rFonts w:asciiTheme="majorHAnsi" w:hAnsiTheme="majorHAnsi" w:cstheme="majorHAnsi"/>
+          <w:sz w:val="24"/>
+          <w:szCs w:val="24"/>
+          <w:lang w:val="en-US"/>
+        </w:rPr>
+        <w:t>applicant.passport_issue_date</w:t>
+      </w:r>
+      <w:proofErr w:type="spellEnd"/>
+      <w:r>
+        <w:rPr>
+          <w:rFonts w:asciiTheme="majorHAnsi" w:hAnsiTheme="majorHAnsi" w:cstheme="majorHAnsi"/>
+          <w:sz w:val="24"/>
+          <w:szCs w:val="24"/>
+          <w:lang w:val="en-US"/>
+        </w:rPr>
+        <w:t xml:space="preserve">) }} {{ </w:t>
+      </w:r>
+      <w:proofErr w:type="spellStart"/>
+      <w:r>
+        <w:rPr>
+          <w:rFonts w:asciiTheme="majorHAnsi" w:hAnsiTheme="majorHAnsi" w:cstheme="majorHAnsi"/>
+          <w:sz w:val="24"/>
+          <w:szCs w:val="24"/>
+          <w:lang w:val="en-US"/>
+        </w:rPr>
+        <w:t>applicant.passport_issuer</w:t>
+      </w:r>
+      <w:proofErr w:type="spellEnd"/>
+      <w:r>
+        <w:rPr>
+          <w:rFonts w:asciiTheme="majorHAnsi" w:hAnsiTheme="majorHAnsi" w:cstheme="majorHAnsi"/>
+          <w:sz w:val="24"/>
+          <w:szCs w:val="24"/>
+          <w:lang w:val="en-US"/>
+        </w:rPr>
+        <w:t xml:space="preserve"> }},  </w:t>
+      </w:r>
+      <w:r>
+        <w:rPr>
+          <w:rFonts w:asciiTheme="majorHAnsi" w:hAnsiTheme="majorHAnsi" w:cstheme="majorHAnsi"/>
+          <w:sz w:val="24"/>
+          <w:szCs w:val="24"/>
+        </w:rPr>
+        <w:t>с</w:t>
+      </w:r>
+      <w:r>
+        <w:rPr>
+          <w:rFonts w:asciiTheme="majorHAnsi" w:hAnsiTheme="majorHAnsi" w:cstheme="majorHAnsi"/>
+          <w:sz w:val="24"/>
+          <w:szCs w:val="24"/>
+          <w:lang w:val="en-US"/>
+        </w:rPr>
+        <w:t xml:space="preserve">  </w:t>
+      </w:r>
+      <w:r>
+        <w:rPr>
+          <w:rFonts w:asciiTheme="majorHAnsi" w:hAnsiTheme="majorHAnsi" w:cstheme="majorHAnsi"/>
+          <w:sz w:val="24"/>
+          <w:szCs w:val="24"/>
+        </w:rPr>
+        <w:t>одной</w:t>
+      </w:r>
+      <w:r>
+        <w:rPr>
+          <w:rFonts w:asciiTheme="majorHAnsi" w:hAnsiTheme="majorHAnsi" w:cstheme="majorHAnsi"/>
+          <w:sz w:val="24"/>
+          <w:szCs w:val="24"/>
+          <w:lang w:val="en-US"/>
+        </w:rPr>
+        <w:t xml:space="preserve"> </w:t>
+      </w:r>
+      <w:r>
+        <w:rPr>
+          <w:rFonts w:asciiTheme="majorHAnsi" w:hAnsiTheme="majorHAnsi" w:cstheme="majorHAnsi"/>
+          <w:sz w:val="24"/>
+          <w:szCs w:val="24"/>
+        </w:rPr>
+        <w:t>стороны</w:t>
+      </w:r>
+      <w:r>
+        <w:rPr>
+          <w:rFonts w:asciiTheme="majorHAnsi" w:hAnsiTheme="majorHAnsi" w:cstheme="majorHAnsi"/>
+          <w:sz w:val="24"/>
+          <w:szCs w:val="24"/>
+          <w:lang w:val="en-US"/>
+        </w:rPr>
+        <w:t xml:space="preserve">  </w:t>
+      </w:r>
+      <w:r>
+        <w:rPr>
+          <w:rFonts w:asciiTheme="majorHAnsi" w:hAnsiTheme="majorHAnsi" w:cstheme="majorHAnsi"/>
+          <w:sz w:val="24"/>
+          <w:szCs w:val="24"/>
+        </w:rPr>
+        <w:t>и</w:t>
+      </w:r>
+      <w:r>
+        <w:rPr>
+          <w:rFonts w:asciiTheme="majorHAnsi" w:hAnsiTheme="majorHAnsi" w:cstheme="majorHAnsi"/>
+          <w:sz w:val="24"/>
+          <w:szCs w:val="24"/>
+          <w:lang w:val="en-US"/>
+        </w:rPr>
+        <w:t xml:space="preserve"> {{ </w:t>
+      </w:r>
+      <w:proofErr w:type="spellStart"/>
+      <w:r>
+        <w:rPr>
+          <w:rFonts w:asciiTheme="majorHAnsi" w:hAnsiTheme="majorHAnsi" w:cstheme="majorHAnsi"/>
+          <w:sz w:val="24"/>
+          <w:szCs w:val="24"/>
+          <w:lang w:val="en-US"/>
+        </w:rPr>
+        <w:t>company.full_name_ru</w:t>
+      </w:r>
+      <w:proofErr w:type="spellEnd"/>
+      <w:r>
+        <w:rPr>
+          <w:rFonts w:asciiTheme="majorHAnsi" w:hAnsiTheme="majorHAnsi" w:cstheme="majorHAnsi"/>
+          <w:sz w:val="24"/>
+          <w:szCs w:val="24"/>
+          <w:lang w:val="en-US"/>
+        </w:rPr>
+        <w:t xml:space="preserve"> }}, </w:t>
+      </w:r>
+      <w:r>
+        <w:rPr>
+          <w:rFonts w:asciiTheme="majorHAnsi" w:hAnsiTheme="majorHAnsi" w:cstheme="majorHAnsi"/>
+          <w:sz w:val="24"/>
+          <w:szCs w:val="24"/>
+        </w:rPr>
+        <w:t>именуемое</w:t>
+      </w:r>
+      <w:r>
+        <w:rPr>
+          <w:rFonts w:asciiTheme="majorHAnsi" w:hAnsiTheme="majorHAnsi" w:cstheme="majorHAnsi"/>
+          <w:sz w:val="24"/>
+          <w:szCs w:val="24"/>
+          <w:lang w:val="en-US"/>
+        </w:rPr>
+        <w:t xml:space="preserve"> </w:t>
+      </w:r>
+      <w:r>
+        <w:rPr>
+          <w:rFonts w:asciiTheme="majorHAnsi" w:hAnsiTheme="majorHAnsi" w:cstheme="majorHAnsi"/>
+          <w:sz w:val="24"/>
+          <w:szCs w:val="24"/>
+        </w:rPr>
+        <w:t>в</w:t>
+      </w:r>
+      <w:r>
+        <w:rPr>
+          <w:rFonts w:asciiTheme="majorHAnsi" w:hAnsiTheme="majorHAnsi" w:cstheme="majorHAnsi"/>
+          <w:sz w:val="24"/>
+          <w:szCs w:val="24"/>
+          <w:lang w:val="en-US"/>
+        </w:rPr>
+        <w:t xml:space="preserve"> </w:t>
+      </w:r>
+      <w:r>
+        <w:rPr>
+          <w:rFonts w:asciiTheme="majorHAnsi" w:hAnsiTheme="majorHAnsi" w:cstheme="majorHAnsi"/>
+          <w:sz w:val="24"/>
+          <w:szCs w:val="24"/>
+        </w:rPr>
+        <w:t>дальнейшем</w:t>
+      </w:r>
+      <w:r>
+        <w:rPr>
+          <w:rFonts w:asciiTheme="majorHAnsi" w:hAnsiTheme="majorHAnsi" w:cstheme="majorHAnsi"/>
+          <w:sz w:val="24"/>
+          <w:szCs w:val="24"/>
+          <w:lang w:val="en-US"/>
+        </w:rPr>
+        <w:t xml:space="preserve">  "</w:t>
+      </w:r>
+      <w:r>
+        <w:rPr>
+          <w:rFonts w:asciiTheme="majorHAnsi" w:hAnsiTheme="majorHAnsi" w:cstheme="majorHAnsi"/>
+          <w:sz w:val="24"/>
+          <w:szCs w:val="24"/>
+        </w:rPr>
+        <w:t>Заказчик</w:t>
+      </w:r>
+      <w:r>
+        <w:rPr>
+          <w:rFonts w:asciiTheme="majorHAnsi" w:hAnsiTheme="majorHAnsi" w:cstheme="majorHAnsi"/>
+          <w:sz w:val="24"/>
+          <w:szCs w:val="24"/>
+          <w:lang w:val="en-US"/>
+        </w:rPr>
+        <w:t xml:space="preserve">", </w:t>
+      </w:r>
+      <w:r>
+        <w:rPr>
+          <w:rFonts w:asciiTheme="majorHAnsi" w:hAnsiTheme="majorHAnsi" w:cstheme="majorHAnsi"/>
+          <w:sz w:val="24"/>
+          <w:szCs w:val="24"/>
+        </w:rPr>
+        <w:t>в</w:t>
+      </w:r>
+      <w:r>
+        <w:rPr>
+          <w:rFonts w:asciiTheme="majorHAnsi" w:hAnsiTheme="majorHAnsi" w:cstheme="majorHAnsi"/>
+          <w:sz w:val="24"/>
+          <w:szCs w:val="24"/>
+          <w:lang w:val="en-US"/>
+        </w:rPr>
+        <w:t xml:space="preserve"> </w:t>
+      </w:r>
+      <w:r>
+        <w:rPr>
+          <w:rFonts w:asciiTheme="majorHAnsi" w:hAnsiTheme="majorHAnsi" w:cstheme="majorHAnsi"/>
+          <w:sz w:val="24"/>
+          <w:szCs w:val="24"/>
+        </w:rPr>
+        <w:t>лице</w:t>
+      </w:r>
+      <w:r>
+        <w:rPr>
+          <w:rFonts w:asciiTheme="majorHAnsi" w:hAnsiTheme="majorHAnsi" w:cstheme="majorHAnsi"/>
+          <w:sz w:val="24"/>
+          <w:szCs w:val="24"/>
+          <w:lang w:val="en-US"/>
+        </w:rPr>
+        <w:t xml:space="preserve"> {{ </w:t>
+      </w:r>
+      <w:proofErr w:type="spellStart"/>
+      <w:r>
+        <w:rPr>
+          <w:rFonts w:asciiTheme="majorHAnsi" w:hAnsiTheme="majorHAnsi" w:cstheme="majorHAnsi"/>
+          <w:sz w:val="24"/>
+          <w:szCs w:val="24"/>
+          <w:lang w:val="en-US"/>
+        </w:rPr>
+        <w:t>company.director_position_ru</w:t>
+      </w:r>
+      <w:proofErr w:type="spellEnd"/>
+      <w:r>
+        <w:rPr>
+          <w:rFonts w:asciiTheme="majorHAnsi" w:hAnsiTheme="majorHAnsi" w:cstheme="majorHAnsi"/>
+          <w:sz w:val="24"/>
+          <w:szCs w:val="24"/>
+          <w:lang w:val="en-US"/>
+        </w:rPr>
+        <w:t xml:space="preserve"> }} {{ </w:t>
+      </w:r>
+      <w:proofErr w:type="spellStart"/>
+      <w:r>
+        <w:rPr>
+          <w:rFonts w:asciiTheme="majorHAnsi" w:hAnsiTheme="majorHAnsi" w:cstheme="majorHAnsi"/>
+          <w:sz w:val="24"/>
+          <w:szCs w:val="24"/>
+          <w:lang w:val="en-US"/>
+        </w:rPr>
+        <w:t>company.director_full_name_genitive_ru</w:t>
+      </w:r>
+      <w:proofErr w:type="spellEnd"/>
+      <w:r>
+        <w:rPr>
+          <w:rFonts w:asciiTheme="majorHAnsi" w:hAnsiTheme="majorHAnsi" w:cstheme="majorHAnsi"/>
+          <w:sz w:val="24"/>
+          <w:szCs w:val="24"/>
+          <w:lang w:val="en-US"/>
+        </w:rPr>
+        <w:t xml:space="preserve"> }}, </w:t>
+      </w:r>
+      <w:r>
+        <w:rPr>
+          <w:rFonts w:asciiTheme="majorHAnsi" w:hAnsiTheme="majorHAnsi" w:cstheme="majorHAnsi"/>
+          <w:sz w:val="24"/>
+          <w:szCs w:val="24"/>
+        </w:rPr>
+        <w:t>с</w:t>
+      </w:r>
+      <w:r>
+        <w:rPr>
+          <w:rFonts w:asciiTheme="majorHAnsi" w:hAnsiTheme="majorHAnsi" w:cstheme="majorHAnsi"/>
+          <w:sz w:val="24"/>
+          <w:szCs w:val="24"/>
+          <w:lang w:val="en-US"/>
+        </w:rPr>
+        <w:t xml:space="preserve"> </w:t>
+      </w:r>
+      <w:r>
+        <w:rPr>
+          <w:rFonts w:asciiTheme="majorHAnsi" w:hAnsiTheme="majorHAnsi" w:cstheme="majorHAnsi"/>
+          <w:sz w:val="24"/>
+          <w:szCs w:val="24"/>
+        </w:rPr>
+        <w:t>другой</w:t>
+      </w:r>
+      <w:r>
+        <w:rPr>
+          <w:rFonts w:asciiTheme="majorHAnsi" w:hAnsiTheme="majorHAnsi" w:cstheme="majorHAnsi"/>
+          <w:sz w:val="24"/>
+          <w:szCs w:val="24"/>
+          <w:lang w:val="en-US"/>
+        </w:rPr>
+        <w:t xml:space="preserve"> </w:t>
+      </w:r>
+      <w:r>
+        <w:rPr>
+          <w:rFonts w:asciiTheme="majorHAnsi" w:hAnsiTheme="majorHAnsi" w:cstheme="majorHAnsi"/>
+          <w:sz w:val="24"/>
+          <w:szCs w:val="24"/>
+        </w:rPr>
+        <w:t>стороны</w:t>
+      </w:r>
+      <w:r>
+        <w:rPr>
+          <w:rFonts w:asciiTheme="majorHAnsi" w:hAnsiTheme="majorHAnsi" w:cstheme="majorHAnsi"/>
+          <w:sz w:val="24"/>
+          <w:szCs w:val="24"/>
+          <w:lang w:val="en-US"/>
+        </w:rPr>
+        <w:t xml:space="preserve">, </w:t>
+      </w:r>
+      <w:r>
+        <w:rPr>
+          <w:rFonts w:asciiTheme="majorHAnsi" w:hAnsiTheme="majorHAnsi" w:cstheme="majorHAnsi"/>
+          <w:sz w:val="24"/>
+          <w:szCs w:val="24"/>
+        </w:rPr>
+        <w:t>совместно</w:t>
+      </w:r>
+      <w:r>
+        <w:rPr>
+          <w:rFonts w:asciiTheme="majorHAnsi" w:hAnsiTheme="majorHAnsi" w:cstheme="majorHAnsi"/>
+          <w:sz w:val="24"/>
+          <w:szCs w:val="24"/>
+          <w:lang w:val="en-US"/>
+        </w:rPr>
+        <w:t xml:space="preserve"> </w:t>
+      </w:r>
+      <w:r>
+        <w:rPr>
+          <w:rFonts w:asciiTheme="majorHAnsi" w:hAnsiTheme="majorHAnsi" w:cstheme="majorHAnsi"/>
+          <w:sz w:val="24"/>
+          <w:szCs w:val="24"/>
+        </w:rPr>
+        <w:t>именуемые</w:t>
+      </w:r>
+      <w:r>
+        <w:rPr>
+          <w:rFonts w:asciiTheme="majorHAnsi" w:hAnsiTheme="majorHAnsi" w:cstheme="majorHAnsi"/>
+          <w:sz w:val="24"/>
+          <w:szCs w:val="24"/>
+          <w:lang w:val="en-US"/>
+        </w:rPr>
+        <w:t xml:space="preserve"> "</w:t>
+      </w:r>
+      <w:r>
+        <w:rPr>
+          <w:rFonts w:asciiTheme="majorHAnsi" w:hAnsiTheme="majorHAnsi" w:cstheme="majorHAnsi"/>
+          <w:sz w:val="24"/>
+          <w:szCs w:val="24"/>
+        </w:rPr>
+        <w:t>Стороны</w:t>
+      </w:r>
+      <w:r>
+        <w:rPr>
+          <w:rFonts w:asciiTheme="majorHAnsi" w:hAnsiTheme="majorHAnsi" w:cstheme="majorHAnsi"/>
+          <w:sz w:val="24"/>
+          <w:szCs w:val="24"/>
+          <w:lang w:val="en-US"/>
+        </w:rPr>
+        <w:t xml:space="preserve">", </w:t>
+      </w:r>
+      <w:r>
+        <w:rPr>
+          <w:rFonts w:asciiTheme="majorHAnsi" w:hAnsiTheme="majorHAnsi" w:cstheme="majorHAnsi"/>
+          <w:sz w:val="24"/>
+          <w:szCs w:val="24"/>
+        </w:rPr>
+        <w:t>по</w:t>
+      </w:r>
+      <w:r>
+        <w:rPr>
+          <w:rFonts w:asciiTheme="majorHAnsi" w:hAnsiTheme="majorHAnsi" w:cstheme="majorHAnsi"/>
+          <w:sz w:val="24"/>
+          <w:szCs w:val="24"/>
+          <w:lang w:val="en-US"/>
+        </w:rPr>
+        <w:t xml:space="preserve"> </w:t>
+      </w:r>
+      <w:r>
+        <w:rPr>
+          <w:rFonts w:asciiTheme="majorHAnsi" w:hAnsiTheme="majorHAnsi" w:cstheme="majorHAnsi"/>
+          <w:sz w:val="24"/>
+          <w:szCs w:val="24"/>
+        </w:rPr>
+        <w:t>отдельности</w:t>
+      </w:r>
+      <w:r>
+        <w:rPr>
+          <w:rFonts w:asciiTheme="majorHAnsi" w:hAnsiTheme="majorHAnsi" w:cstheme="majorHAnsi"/>
+          <w:sz w:val="24"/>
+          <w:szCs w:val="24"/>
+          <w:lang w:val="en-US"/>
+        </w:rPr>
+        <w:t xml:space="preserve"> "</w:t>
+      </w:r>
+      <w:r>
+        <w:rPr>
+          <w:rFonts w:asciiTheme="majorHAnsi" w:hAnsiTheme="majorHAnsi" w:cstheme="majorHAnsi"/>
+          <w:sz w:val="24"/>
+          <w:szCs w:val="24"/>
+        </w:rPr>
+        <w:t>Сторона</w:t>
+      </w:r>
+      <w:r>
+        <w:rPr>
+          <w:rFonts w:asciiTheme="majorHAnsi" w:hAnsiTheme="majorHAnsi" w:cstheme="majorHAnsi"/>
+          <w:sz w:val="24"/>
+          <w:szCs w:val="24"/>
+          <w:lang w:val="en-US"/>
+        </w:rPr>
+        <w:t xml:space="preserve">", </w:t>
+      </w:r>
+      <w:r>
+        <w:rPr>
+          <w:rFonts w:asciiTheme="majorHAnsi" w:hAnsiTheme="majorHAnsi" w:cstheme="majorHAnsi"/>
+          <w:sz w:val="24"/>
+          <w:szCs w:val="24"/>
+        </w:rPr>
+        <w:t>заключили</w:t>
+      </w:r>
+      <w:r>
+        <w:rPr>
+          <w:rFonts w:asciiTheme="majorHAnsi" w:hAnsiTheme="majorHAnsi" w:cstheme="majorHAnsi"/>
+          <w:sz w:val="24"/>
+          <w:szCs w:val="24"/>
+          <w:lang w:val="en-US"/>
+        </w:rPr>
+        <w:t xml:space="preserve"> </w:t>
+      </w:r>
+      <w:r>
+        <w:rPr>
+          <w:rFonts w:asciiTheme="majorHAnsi" w:hAnsiTheme="majorHAnsi" w:cstheme="majorHAnsi"/>
+          <w:sz w:val="24"/>
+          <w:szCs w:val="24"/>
+        </w:rPr>
+        <w:t>настоящий</w:t>
+      </w:r>
+      <w:r>
+        <w:rPr>
+          <w:rFonts w:asciiTheme="majorHAnsi" w:hAnsiTheme="majorHAnsi" w:cstheme="majorHAnsi"/>
+          <w:sz w:val="24"/>
+          <w:szCs w:val="24"/>
+          <w:lang w:val="en-US"/>
+        </w:rPr>
+        <w:t xml:space="preserve"> </w:t>
+      </w:r>
+      <w:r>
+        <w:rPr>
+          <w:rFonts w:asciiTheme="majorHAnsi" w:hAnsiTheme="majorHAnsi" w:cstheme="majorHAnsi"/>
+          <w:sz w:val="24"/>
+          <w:szCs w:val="24"/>
+        </w:rPr>
+        <w:t>Договор</w:t>
+      </w:r>
+      <w:r>
+        <w:rPr>
+          <w:rFonts w:asciiTheme="majorHAnsi" w:hAnsiTheme="majorHAnsi" w:cstheme="majorHAnsi"/>
+          <w:sz w:val="24"/>
+          <w:szCs w:val="24"/>
+          <w:lang w:val="en-US"/>
+        </w:rPr>
+        <w:t xml:space="preserve"> </w:t>
+      </w:r>
+      <w:r>
+        <w:rPr>
+          <w:rFonts w:asciiTheme="majorHAnsi" w:hAnsiTheme="majorHAnsi" w:cstheme="majorHAnsi"/>
+          <w:sz w:val="24"/>
+          <w:szCs w:val="24"/>
+        </w:rPr>
+        <w:t>о</w:t>
+      </w:r>
+      <w:r>
+        <w:rPr>
+          <w:rFonts w:asciiTheme="majorHAnsi" w:hAnsiTheme="majorHAnsi" w:cstheme="majorHAnsi"/>
+          <w:sz w:val="24"/>
+          <w:szCs w:val="24"/>
+          <w:lang w:val="en-US"/>
+        </w:rPr>
+        <w:t xml:space="preserve"> </w:t>
+      </w:r>
+      <w:r>
+        <w:rPr>
+          <w:rFonts w:asciiTheme="majorHAnsi" w:hAnsiTheme="majorHAnsi" w:cstheme="majorHAnsi"/>
+          <w:sz w:val="24"/>
+          <w:szCs w:val="24"/>
+        </w:rPr>
+        <w:t>нижеследующем</w:t>
+      </w:r>
+      <w:r>
+        <w:rPr>
+          <w:rFonts w:asciiTheme="majorHAnsi" w:hAnsiTheme="majorHAnsi" w:cstheme="majorHAnsi"/>
+          <w:sz w:val="24"/>
+          <w:szCs w:val="24"/>
+          <w:lang w:val="en-US"/>
+        </w:rPr>
+        <w:t>:</w:t>
       </w:r>
     </w:p>
     <w:p>
@@ -134,6 +962,7 @@
           <w:rFonts w:asciiTheme="majorHAnsi" w:hAnsiTheme="majorHAnsi" w:cstheme="majorHAnsi"/>
           <w:sz w:val="24"/>
           <w:szCs w:val="24"/>
+          <w:lang w:val="en-US"/>
         </w:rPr>
       </w:pPr>
     </w:p>
@@ -201,7 +1030,43 @@
           <w:sz w:val="24"/>
           <w:szCs w:val="24"/>
         </w:rPr>
-        <w:t xml:space="preserve">Исполнитель обязуется по заданию Заказчика оказать услуги {{ position.title_ru }}:</w:t>
+        <w:t xml:space="preserve">Исполнитель обязуется по заданию Заказчика оказать услуги </w:t>
+      </w:r>
+      <w:proofErr w:type="gramStart"/>
+      <w:r>
+        <w:rPr>
+          <w:rFonts w:asciiTheme="majorHAnsi" w:hAnsiTheme="majorHAnsi" w:cstheme="majorHAnsi"/>
+          <w:sz w:val="24"/>
+          <w:szCs w:val="24"/>
+        </w:rPr>
+        <w:t xml:space="preserve">{{ </w:t>
+      </w:r>
+      <w:proofErr w:type="spellStart"/>
+      <w:r>
+        <w:rPr>
+          <w:rFonts w:asciiTheme="majorHAnsi" w:hAnsiTheme="majorHAnsi" w:cstheme="majorHAnsi"/>
+          <w:sz w:val="24"/>
+          <w:szCs w:val="24"/>
+        </w:rPr>
+        <w:t>position</w:t>
+      </w:r>
+      <w:proofErr w:type="gramEnd"/>
+      <w:r>
+        <w:rPr>
+          <w:rFonts w:asciiTheme="majorHAnsi" w:hAnsiTheme="majorHAnsi" w:cstheme="majorHAnsi"/>
+          <w:sz w:val="24"/>
+          <w:szCs w:val="24"/>
+        </w:rPr>
+        <w:t>.title_ru</w:t>
+      </w:r>
+      <w:proofErr w:type="spellEnd"/>
+      <w:r>
+        <w:rPr>
+          <w:rFonts w:asciiTheme="majorHAnsi" w:hAnsiTheme="majorHAnsi" w:cstheme="majorHAnsi"/>
+          <w:sz w:val="24"/>
+          <w:szCs w:val="24"/>
+        </w:rPr>
+        <w:t xml:space="preserve"> }}:</w:t>
       </w:r>
     </w:p>
     <w:p>
@@ -212,6 +1077,7 @@
           <w:rFonts w:asciiTheme="majorHAnsi" w:hAnsiTheme="majorHAnsi" w:cstheme="majorHAnsi"/>
           <w:sz w:val="24"/>
           <w:szCs w:val="24"/>
+          <w:lang w:val="en-US"/>
         </w:rPr>
       </w:pPr>
       <w:r>
@@ -219,8 +1085,31 @@
           <w:rFonts w:asciiTheme="majorHAnsi" w:hAnsiTheme="majorHAnsi" w:cstheme="majorHAnsi"/>
           <w:sz w:val="24"/>
           <w:szCs w:val="24"/>
-        </w:rPr>
-        <w:t xml:space="preserve">{%p for duty in position.duties %}</w:t>
+          <w:lang w:val="en-US"/>
+        </w:rPr>
+        <w:t xml:space="preserve">{%p for duty in </w:t>
+      </w:r>
+      <w:proofErr w:type="spellStart"/>
+      <w:proofErr w:type="gramStart"/>
+      <w:r>
+        <w:rPr>
+          <w:rFonts w:asciiTheme="majorHAnsi" w:hAnsiTheme="majorHAnsi" w:cstheme="majorHAnsi"/>
+          <w:sz w:val="24"/>
+          <w:szCs w:val="24"/>
+          <w:lang w:val="en-US"/>
+        </w:rPr>
+        <w:t>position.duties</w:t>
+      </w:r>
+      <w:proofErr w:type="spellEnd"/>
+      <w:proofErr w:type="gramEnd"/>
+      <w:r>
+        <w:rPr>
+          <w:rFonts w:asciiTheme="majorHAnsi" w:hAnsiTheme="majorHAnsi" w:cstheme="majorHAnsi"/>
+          <w:sz w:val="24"/>
+          <w:szCs w:val="24"/>
+          <w:lang w:val="en-US"/>
+        </w:rPr>
+        <w:t xml:space="preserve"> %}</w:t>
       </w:r>
     </w:p>
     <w:p>
@@ -233,13 +1122,33 @@
           <w:szCs w:val="24"/>
         </w:rPr>
       </w:pPr>
-      <w:r>
-        <w:rPr>
-          <w:rFonts w:asciiTheme="majorHAnsi" w:hAnsiTheme="majorHAnsi" w:cstheme="majorHAnsi"/>
-          <w:sz w:val="24"/>
-          <w:szCs w:val="24"/>
-        </w:rPr>
-        <w:t xml:space="preserve">{{ duty }}</w:t>
+      <w:proofErr w:type="gramStart"/>
+      <w:r>
+        <w:rPr>
+          <w:rFonts w:asciiTheme="majorHAnsi" w:hAnsiTheme="majorHAnsi" w:cstheme="majorHAnsi"/>
+          <w:sz w:val="24"/>
+          <w:szCs w:val="24"/>
+        </w:rPr>
+        <w:t xml:space="preserve">{{ </w:t>
+      </w:r>
+      <w:proofErr w:type="spellStart"/>
+      <w:r>
+        <w:rPr>
+          <w:rFonts w:asciiTheme="majorHAnsi" w:hAnsiTheme="majorHAnsi" w:cstheme="majorHAnsi"/>
+          <w:sz w:val="24"/>
+          <w:szCs w:val="24"/>
+        </w:rPr>
+        <w:t>duty</w:t>
+      </w:r>
+      <w:proofErr w:type="spellEnd"/>
+      <w:proofErr w:type="gramEnd"/>
+      <w:r>
+        <w:rPr>
+          <w:rFonts w:asciiTheme="majorHAnsi" w:hAnsiTheme="majorHAnsi" w:cstheme="majorHAnsi"/>
+          <w:sz w:val="24"/>
+          <w:szCs w:val="24"/>
+        </w:rPr>
+        <w:t xml:space="preserve"> }}</w:t>
       </w:r>
     </w:p>
     <w:p>
@@ -258,7 +1167,25 @@
           <w:sz w:val="24"/>
           <w:szCs w:val="24"/>
         </w:rPr>
-        <w:t xml:space="preserve">{%p endfor %}</w:t>
+        <w:t xml:space="preserve">{%p </w:t>
+      </w:r>
+      <w:proofErr w:type="spellStart"/>
+      <w:r>
+        <w:rPr>
+          <w:rFonts w:asciiTheme="majorHAnsi" w:hAnsiTheme="majorHAnsi" w:cstheme="majorHAnsi"/>
+          <w:sz w:val="24"/>
+          <w:szCs w:val="24"/>
+        </w:rPr>
+        <w:t>endfor</w:t>
+      </w:r>
+      <w:proofErr w:type="spellEnd"/>
+      <w:r>
+        <w:rPr>
+          <w:rFonts w:asciiTheme="majorHAnsi" w:hAnsiTheme="majorHAnsi" w:cstheme="majorHAnsi"/>
+          <w:sz w:val="24"/>
+          <w:szCs w:val="24"/>
+        </w:rPr>
+        <w:t xml:space="preserve"> %}</w:t>
       </w:r>
     </w:p>
     <w:p>
@@ -544,7 +1471,6 @@
           <w:sz w:val="24"/>
           <w:szCs w:val="24"/>
         </w:rPr>
-        <w:lastRenderedPageBreak/>
         <w:t>2.1.3. В процессе оказания Услуг обеспечивать сохранность имущества Заказчика, не допускать порчи и ухудшения указанного имущества.</w:t>
       </w:r>
     </w:p>
@@ -665,6 +1591,7 @@
           <w:sz w:val="24"/>
           <w:szCs w:val="24"/>
         </w:rPr>
+        <w:lastRenderedPageBreak/>
         <w:t>2.3. Не позднее 5 (пяти) дней с момента окончания каждого календарного месяца Стороны подписывают Акт оказанных услуг, который является основанием для оплаты Заказчиком стоимости Услуг Исполнителя, установленной разд. 3 настоящего Договора.</w:t>
       </w:r>
     </w:p>
@@ -738,7 +1665,79 @@
           <w:sz w:val="24"/>
           <w:szCs w:val="24"/>
         </w:rPr>
-        <w:t>3.1.  Вознаграждение Исполнителя за оказанные услуги устанавливается в размере {{ fmt_money(contract.salary_rub) }} ({{ contract.salary_rub_words }}) рублей в месяц.</w:t>
+        <w:t xml:space="preserve">3.1.  Вознаграждение Исполнителя за оказанные услуги устанавливается в размере </w:t>
+      </w:r>
+      <w:proofErr w:type="gramStart"/>
+      <w:r>
+        <w:rPr>
+          <w:rFonts w:asciiTheme="majorHAnsi" w:hAnsiTheme="majorHAnsi" w:cstheme="majorHAnsi"/>
+          <w:sz w:val="24"/>
+          <w:szCs w:val="24"/>
+        </w:rPr>
+        <w:t xml:space="preserve">{{ </w:t>
+      </w:r>
+      <w:proofErr w:type="spellStart"/>
+      <w:r>
+        <w:rPr>
+          <w:rFonts w:asciiTheme="majorHAnsi" w:hAnsiTheme="majorHAnsi" w:cstheme="majorHAnsi"/>
+          <w:sz w:val="24"/>
+          <w:szCs w:val="24"/>
+        </w:rPr>
+        <w:t>fmt</w:t>
+      </w:r>
+      <w:proofErr w:type="gramEnd"/>
+      <w:r>
+        <w:rPr>
+          <w:rFonts w:asciiTheme="majorHAnsi" w:hAnsiTheme="majorHAnsi" w:cstheme="majorHAnsi"/>
+          <w:sz w:val="24"/>
+          <w:szCs w:val="24"/>
+        </w:rPr>
+        <w:t>_money</w:t>
+      </w:r>
+      <w:proofErr w:type="spellEnd"/>
+      <w:r>
+        <w:rPr>
+          <w:rFonts w:asciiTheme="majorHAnsi" w:hAnsiTheme="majorHAnsi" w:cstheme="majorHAnsi"/>
+          <w:sz w:val="24"/>
+          <w:szCs w:val="24"/>
+        </w:rPr>
+        <w:t>(</w:t>
+      </w:r>
+      <w:proofErr w:type="spellStart"/>
+      <w:r>
+        <w:rPr>
+          <w:rFonts w:asciiTheme="majorHAnsi" w:hAnsiTheme="majorHAnsi" w:cstheme="majorHAnsi"/>
+          <w:sz w:val="24"/>
+          <w:szCs w:val="24"/>
+        </w:rPr>
+        <w:t>contract.salary_rub</w:t>
+      </w:r>
+      <w:proofErr w:type="spellEnd"/>
+      <w:r>
+        <w:rPr>
+          <w:rFonts w:asciiTheme="majorHAnsi" w:hAnsiTheme="majorHAnsi" w:cstheme="majorHAnsi"/>
+          <w:sz w:val="24"/>
+          <w:szCs w:val="24"/>
+        </w:rPr>
+        <w:t xml:space="preserve">) }} ({{ </w:t>
+      </w:r>
+      <w:proofErr w:type="spellStart"/>
+      <w:r>
+        <w:rPr>
+          <w:rFonts w:asciiTheme="majorHAnsi" w:hAnsiTheme="majorHAnsi" w:cstheme="majorHAnsi"/>
+          <w:sz w:val="24"/>
+          <w:szCs w:val="24"/>
+        </w:rPr>
+        <w:t>contract.salary_rub_words</w:t>
+      </w:r>
+      <w:proofErr w:type="spellEnd"/>
+      <w:r>
+        <w:rPr>
+          <w:rFonts w:asciiTheme="majorHAnsi" w:hAnsiTheme="majorHAnsi" w:cstheme="majorHAnsi"/>
+          <w:sz w:val="24"/>
+          <w:szCs w:val="24"/>
+        </w:rPr>
+        <w:t xml:space="preserve"> }}) рублей в месяц.</w:t>
       </w:r>
     </w:p>
     <w:p>
@@ -778,7 +1777,25 @@
           <w:sz w:val="24"/>
           <w:szCs w:val="24"/>
         </w:rPr>
-        <w:t>3.3. Цена Услуг, установленная п. 3.1 настоящего Договора, уплачивается  Заказчиком  путем  перечисления  денежных средств на счет Исполнителя  в течение 5-ти банковских  дней с момента подписания Сторонами Акта оказанных услуг в порядке, предусмотренном п. 2.3 Договора.</w:t>
+        <w:t xml:space="preserve">3.3. Цена Услуг, установленная п. 3.1 настоящего Договора, </w:t>
+      </w:r>
+      <w:proofErr w:type="gramStart"/>
+      <w:r>
+        <w:rPr>
+          <w:rFonts w:asciiTheme="majorHAnsi" w:hAnsiTheme="majorHAnsi" w:cstheme="majorHAnsi"/>
+          <w:sz w:val="24"/>
+          <w:szCs w:val="24"/>
+        </w:rPr>
+        <w:t>уплачивается  Заказчиком</w:t>
+      </w:r>
+      <w:proofErr w:type="gramEnd"/>
+      <w:r>
+        <w:rPr>
+          <w:rFonts w:asciiTheme="majorHAnsi" w:hAnsiTheme="majorHAnsi" w:cstheme="majorHAnsi"/>
+          <w:sz w:val="24"/>
+          <w:szCs w:val="24"/>
+        </w:rPr>
+        <w:t xml:space="preserve">  путем  перечисления  денежных средств на счет Исполнителя  в течение 5-ти банковских  дней с момента подписания Сторонами Акта оказанных услуг в порядке, предусмотренном п. 2.3 Договора.</w:t>
       </w:r>
     </w:p>
     <w:p>
@@ -863,6 +1880,7 @@
           <w:rFonts w:asciiTheme="majorHAnsi" w:hAnsiTheme="majorHAnsi" w:cstheme="majorHAnsi"/>
           <w:sz w:val="24"/>
           <w:szCs w:val="24"/>
+          <w:lang w:val="en-US"/>
         </w:rPr>
       </w:pPr>
       <w:r>
@@ -870,8 +1888,100 @@
           <w:rFonts w:asciiTheme="majorHAnsi" w:hAnsiTheme="majorHAnsi" w:cstheme="majorHAnsi"/>
           <w:sz w:val="24"/>
           <w:szCs w:val="24"/>
-        </w:rPr>
-        <w:t>4.1.1. Начало оказания Услуг - {{ fmt_date_long_ru(contract.sign_date) }}</w:t>
+          <w:lang w:val="en-US"/>
+        </w:rPr>
+        <w:t xml:space="preserve">4.1.1. </w:t>
+      </w:r>
+      <w:r>
+        <w:rPr>
+          <w:rFonts w:asciiTheme="majorHAnsi" w:hAnsiTheme="majorHAnsi" w:cstheme="majorHAnsi"/>
+          <w:sz w:val="24"/>
+          <w:szCs w:val="24"/>
+        </w:rPr>
+        <w:t>Начало</w:t>
+      </w:r>
+      <w:r>
+        <w:rPr>
+          <w:rFonts w:asciiTheme="majorHAnsi" w:hAnsiTheme="majorHAnsi" w:cstheme="majorHAnsi"/>
+          <w:sz w:val="24"/>
+          <w:szCs w:val="24"/>
+          <w:lang w:val="en-US"/>
+        </w:rPr>
+        <w:t xml:space="preserve"> </w:t>
+      </w:r>
+      <w:r>
+        <w:rPr>
+          <w:rFonts w:asciiTheme="majorHAnsi" w:hAnsiTheme="majorHAnsi" w:cstheme="majorHAnsi"/>
+          <w:sz w:val="24"/>
+          <w:szCs w:val="24"/>
+        </w:rPr>
+        <w:t>оказания</w:t>
+      </w:r>
+      <w:r>
+        <w:rPr>
+          <w:rFonts w:asciiTheme="majorHAnsi" w:hAnsiTheme="majorHAnsi" w:cstheme="majorHAnsi"/>
+          <w:sz w:val="24"/>
+          <w:szCs w:val="24"/>
+          <w:lang w:val="en-US"/>
+        </w:rPr>
+        <w:t xml:space="preserve"> </w:t>
+      </w:r>
+      <w:r>
+        <w:rPr>
+          <w:rFonts w:asciiTheme="majorHAnsi" w:hAnsiTheme="majorHAnsi" w:cstheme="majorHAnsi"/>
+          <w:sz w:val="24"/>
+          <w:szCs w:val="24"/>
+        </w:rPr>
+        <w:t>Услуг</w:t>
+      </w:r>
+      <w:r>
+        <w:rPr>
+          <w:rFonts w:asciiTheme="majorHAnsi" w:hAnsiTheme="majorHAnsi" w:cstheme="majorHAnsi"/>
+          <w:sz w:val="24"/>
+          <w:szCs w:val="24"/>
+          <w:lang w:val="en-US"/>
+        </w:rPr>
+        <w:t xml:space="preserve"> - {{ </w:t>
+      </w:r>
+      <w:proofErr w:type="spellStart"/>
+      <w:r>
+        <w:rPr>
+          <w:rFonts w:asciiTheme="majorHAnsi" w:hAnsiTheme="majorHAnsi" w:cstheme="majorHAnsi"/>
+          <w:sz w:val="24"/>
+          <w:szCs w:val="24"/>
+          <w:lang w:val="en-US"/>
+        </w:rPr>
+        <w:t>fmt_date_long_ru</w:t>
+      </w:r>
+      <w:proofErr w:type="spellEnd"/>
+      <w:r>
+        <w:rPr>
+          <w:rFonts w:asciiTheme="majorHAnsi" w:hAnsiTheme="majorHAnsi" w:cstheme="majorHAnsi"/>
+          <w:sz w:val="24"/>
+          <w:szCs w:val="24"/>
+          <w:lang w:val="en-US"/>
+        </w:rPr>
+        <w:t>(</w:t>
+      </w:r>
+      <w:proofErr w:type="spellStart"/>
+      <w:r>
+        <w:rPr>
+          <w:rFonts w:asciiTheme="majorHAnsi" w:hAnsiTheme="majorHAnsi" w:cstheme="majorHAnsi"/>
+          <w:sz w:val="24"/>
+          <w:szCs w:val="24"/>
+          <w:lang w:val="en-US"/>
+        </w:rPr>
+        <w:t>contract.sign_date</w:t>
+      </w:r>
+      <w:proofErr w:type="spellEnd"/>
+      <w:r>
+        <w:rPr>
+          <w:rFonts w:asciiTheme="majorHAnsi" w:hAnsiTheme="majorHAnsi" w:cstheme="majorHAnsi"/>
+          <w:sz w:val="24"/>
+          <w:szCs w:val="24"/>
+          <w:lang w:val="en-US"/>
+        </w:rPr>
+        <w:t>) }}</w:t>
       </w:r>
     </w:p>
     <w:p>
@@ -883,6 +1993,7 @@
           <w:rFonts w:asciiTheme="majorHAnsi" w:hAnsiTheme="majorHAnsi" w:cstheme="majorHAnsi"/>
           <w:sz w:val="24"/>
           <w:szCs w:val="24"/>
+          <w:lang w:val="en-US"/>
         </w:rPr>
       </w:pPr>
       <w:r>
@@ -890,8 +2001,100 @@
           <w:rFonts w:asciiTheme="majorHAnsi" w:hAnsiTheme="majorHAnsi" w:cstheme="majorHAnsi"/>
           <w:sz w:val="24"/>
           <w:szCs w:val="24"/>
-        </w:rPr>
-        <w:t>4.1.2. Окончание оказания Услуг - {{ fmt_date_long_ru(contract.end_date) }}</w:t>
+          <w:lang w:val="en-US"/>
+        </w:rPr>
+        <w:t xml:space="preserve">4.1.2. </w:t>
+      </w:r>
+      <w:r>
+        <w:rPr>
+          <w:rFonts w:asciiTheme="majorHAnsi" w:hAnsiTheme="majorHAnsi" w:cstheme="majorHAnsi"/>
+          <w:sz w:val="24"/>
+          <w:szCs w:val="24"/>
+        </w:rPr>
+        <w:t>Окончание</w:t>
+      </w:r>
+      <w:r>
+        <w:rPr>
+          <w:rFonts w:asciiTheme="majorHAnsi" w:hAnsiTheme="majorHAnsi" w:cstheme="majorHAnsi"/>
+          <w:sz w:val="24"/>
+          <w:szCs w:val="24"/>
+          <w:lang w:val="en-US"/>
+        </w:rPr>
+        <w:t xml:space="preserve"> </w:t>
+      </w:r>
+      <w:r>
+        <w:rPr>
+          <w:rFonts w:asciiTheme="majorHAnsi" w:hAnsiTheme="majorHAnsi" w:cstheme="majorHAnsi"/>
+          <w:sz w:val="24"/>
+          <w:szCs w:val="24"/>
+        </w:rPr>
+        <w:t>оказания</w:t>
+      </w:r>
+      <w:r>
+        <w:rPr>
+          <w:rFonts w:asciiTheme="majorHAnsi" w:hAnsiTheme="majorHAnsi" w:cstheme="majorHAnsi"/>
+          <w:sz w:val="24"/>
+          <w:szCs w:val="24"/>
+          <w:lang w:val="en-US"/>
+        </w:rPr>
+        <w:t xml:space="preserve"> </w:t>
+      </w:r>
+      <w:r>
+        <w:rPr>
+          <w:rFonts w:asciiTheme="majorHAnsi" w:hAnsiTheme="majorHAnsi" w:cstheme="majorHAnsi"/>
+          <w:sz w:val="24"/>
+          <w:szCs w:val="24"/>
+        </w:rPr>
+        <w:t>Услуг</w:t>
+      </w:r>
+      <w:r>
+        <w:rPr>
+          <w:rFonts w:asciiTheme="majorHAnsi" w:hAnsiTheme="majorHAnsi" w:cstheme="majorHAnsi"/>
+          <w:sz w:val="24"/>
+          <w:szCs w:val="24"/>
+          <w:lang w:val="en-US"/>
+        </w:rPr>
+        <w:t xml:space="preserve"> - {{ </w:t>
+      </w:r>
+      <w:proofErr w:type="spellStart"/>
+      <w:r>
+        <w:rPr>
+          <w:rFonts w:asciiTheme="majorHAnsi" w:hAnsiTheme="majorHAnsi" w:cstheme="majorHAnsi"/>
+          <w:sz w:val="24"/>
+          <w:szCs w:val="24"/>
+          <w:lang w:val="en-US"/>
+        </w:rPr>
+        <w:t>fmt_date_long_ru</w:t>
+      </w:r>
+      <w:proofErr w:type="spellEnd"/>
+      <w:r>
+        <w:rPr>
+          <w:rFonts w:asciiTheme="majorHAnsi" w:hAnsiTheme="majorHAnsi" w:cstheme="majorHAnsi"/>
+          <w:sz w:val="24"/>
+          <w:szCs w:val="24"/>
+          <w:lang w:val="en-US"/>
+        </w:rPr>
+        <w:t>(</w:t>
+      </w:r>
+      <w:proofErr w:type="spellStart"/>
+      <w:r>
+        <w:rPr>
+          <w:rFonts w:asciiTheme="majorHAnsi" w:hAnsiTheme="majorHAnsi" w:cstheme="majorHAnsi"/>
+          <w:sz w:val="24"/>
+          <w:szCs w:val="24"/>
+          <w:lang w:val="en-US"/>
+        </w:rPr>
+        <w:t>contract.end_date</w:t>
+      </w:r>
+      <w:proofErr w:type="spellEnd"/>
+      <w:r>
+        <w:rPr>
+          <w:rFonts w:asciiTheme="majorHAnsi" w:hAnsiTheme="majorHAnsi" w:cstheme="majorHAnsi"/>
+          <w:sz w:val="24"/>
+          <w:szCs w:val="24"/>
+          <w:lang w:val="en-US"/>
+        </w:rPr>
+        <w:t>) }}</w:t>
       </w:r>
     </w:p>
     <w:p>
@@ -904,6 +2107,7 @@
           <w:b/>
           <w:sz w:val="24"/>
           <w:szCs w:val="24"/>
+          <w:lang w:val="en-US"/>
         </w:rPr>
       </w:pPr>
     </w:p>
@@ -966,7 +2170,25 @@
           <w:sz w:val="24"/>
           <w:szCs w:val="24"/>
         </w:rPr>
-        <w:t>5.1. За нарушение иных  условий настоящего Договора Стороны несут ответственность в соответствии с положениями действующего законодательства Российской Федерации.</w:t>
+        <w:t xml:space="preserve">5.1. За нарушение </w:t>
+      </w:r>
+      <w:proofErr w:type="gramStart"/>
+      <w:r>
+        <w:rPr>
+          <w:rFonts w:asciiTheme="majorHAnsi" w:hAnsiTheme="majorHAnsi" w:cstheme="majorHAnsi"/>
+          <w:sz w:val="24"/>
+          <w:szCs w:val="24"/>
+        </w:rPr>
+        <w:t>иных  условий</w:t>
+      </w:r>
+      <w:proofErr w:type="gramEnd"/>
+      <w:r>
+        <w:rPr>
+          <w:rFonts w:asciiTheme="majorHAnsi" w:hAnsiTheme="majorHAnsi" w:cstheme="majorHAnsi"/>
+          <w:sz w:val="24"/>
+          <w:szCs w:val="24"/>
+        </w:rPr>
+        <w:t xml:space="preserve"> настоящего Договора Стороны несут ответственность в соответствии с положениями действующего законодательства Российской Федерации.</w:t>
       </w:r>
     </w:p>
     <w:p>
@@ -1133,9 +2355,7 @@
           <w:sz w:val="24"/>
           <w:szCs w:val="24"/>
         </w:rPr>
-        <w:t xml:space="preserve">7.1. Под Конфиденциальной информацией понимается любая информация, имеющая потенциальную или действительную коммерческую ценность и представленная Заказчиком Исполнителю документально (в бумажном, электронном или ином виде), и помеченная «Конфиденциально», в том числе, включая, но не ограничиваясь, научные, деловые и коммерческие данные, ноу-хау, формулы, процессы, разработки, эскизы, фотографии, планы, </w:t>
-        <w:lastRenderedPageBreak/>
-        <w:t>рисунки, технические требования, образцы отчетов, модели, списки клиентов, прайс-листы, исследования, полученные данные, компьютерные программы, изобретения, идеи.</w:t>
+        <w:t>7.1. Под Конфиденциальной информацией понимается любая информация, имеющая потенциальную или действительную коммерческую ценность и представленная Заказчиком Исполнителю документально (в бумажном, электронном или ином виде), и помеченная «Конфиденциально», в том числе, включая, но не ограничиваясь, научные, деловые и коммерческие данные, ноу-хау, формулы, процессы, разработки, эскизы, фотографии, планы, рисунки, технические требования, образцы отчетов, модели, списки клиентов, прайс-листы, исследования, полученные данные, компьютерные программы, изобретения, идеи.</w:t>
       </w:r>
     </w:p>
     <w:p>
@@ -1201,6 +2421,25 @@
           <w:szCs w:val="24"/>
         </w:rPr>
       </w:pPr>
+      <w:r>
+        <w:rPr>
+          <w:rFonts w:asciiTheme="majorHAnsi" w:hAnsiTheme="majorHAnsi" w:cstheme="majorHAnsi"/>
+          <w:sz w:val="24"/>
+          <w:szCs w:val="24"/>
+        </w:rPr>
+        <w:lastRenderedPageBreak/>
+        <w:br/>
+      </w:r>
+      <w:r>
+        <w:rPr>
+          <w:rFonts w:asciiTheme="majorHAnsi" w:hAnsiTheme="majorHAnsi" w:cstheme="majorHAnsi"/>
+          <w:sz w:val="24"/>
+          <w:szCs w:val="24"/>
+        </w:rPr>
+        <w:br/>
+      </w:r>
+      <w:bookmarkStart w:id="0" w:name="_GoBack"/>
+      <w:bookmarkEnd w:id="0"/>
       <w:r>
         <w:rPr>
           <w:rFonts w:asciiTheme="majorHAnsi" w:hAnsiTheme="majorHAnsi" w:cstheme="majorHAnsi"/>
@@ -1489,8 +2728,8 @@
         <w:tblLook w:val="04A0" w:firstRow="1" w:lastRow="0" w:firstColumn="1" w:lastColumn="0" w:noHBand="0" w:noVBand="1"/>
       </w:tblPr>
       <w:tblGrid>
-        <w:gridCol w:w="5239"/>
-        <w:gridCol w:w="5227"/>
+        <w:gridCol w:w="4752"/>
+        <w:gridCol w:w="6020"/>
       </w:tblGrid>
       <w:tr>
         <w:tc>
@@ -1504,6 +2743,7 @@
               <w:jc w:val="left"/>
               <w:rPr>
                 <w:rFonts w:asciiTheme="majorHAnsi" w:hAnsiTheme="majorHAnsi" w:cstheme="majorHAnsi"/>
+                <w:lang w:val="en-US"/>
               </w:rPr>
             </w:pPr>
             <w:r>
@@ -1521,14 +2761,337 @@
               <w:rPr>
                 <w:rFonts w:asciiTheme="majorHAnsi" w:hAnsiTheme="majorHAnsi" w:cstheme="majorHAnsi"/>
                 <w:b/>
+                <w:lang w:val="en-US"/>
+              </w:rPr>
+            </w:pPr>
+            <w:proofErr w:type="gramStart"/>
+            <w:r>
+              <w:rPr>
+                <w:rFonts w:asciiTheme="majorHAnsi" w:hAnsiTheme="majorHAnsi" w:cstheme="majorHAnsi"/>
+                <w:b/>
+                <w:lang w:val="en-US"/>
+              </w:rPr>
+              <w:t xml:space="preserve">{{ </w:t>
+            </w:r>
+            <w:proofErr w:type="spellStart"/>
+            <w:r>
+              <w:rPr>
+                <w:rFonts w:asciiTheme="majorHAnsi" w:hAnsiTheme="majorHAnsi" w:cstheme="majorHAnsi"/>
+                <w:b/>
+                <w:lang w:val="en-US"/>
+              </w:rPr>
+              <w:t>company</w:t>
+            </w:r>
+            <w:proofErr w:type="gramEnd"/>
+            <w:r>
+              <w:rPr>
+                <w:rFonts w:asciiTheme="majorHAnsi" w:hAnsiTheme="majorHAnsi" w:cstheme="majorHAnsi"/>
+                <w:b/>
+                <w:lang w:val="en-US"/>
+              </w:rPr>
+              <w:t>.short_name</w:t>
+            </w:r>
+            <w:proofErr w:type="spellEnd"/>
+            <w:r>
+              <w:rPr>
+                <w:rFonts w:asciiTheme="majorHAnsi" w:hAnsiTheme="majorHAnsi" w:cstheme="majorHAnsi"/>
+                <w:b/>
+                <w:lang w:val="en-US"/>
+              </w:rPr>
+              <w:t xml:space="preserve"> }}</w:t>
+            </w:r>
+          </w:p>
+          <w:p>
+            <w:pPr>
+              <w:pStyle w:val="ConsDTNormal"/>
+              <w:spacing w:line="259" w:lineRule="auto"/>
+              <w:jc w:val="left"/>
+              <w:rPr>
+                <w:rFonts w:asciiTheme="majorHAnsi" w:hAnsiTheme="majorHAnsi" w:cstheme="majorHAnsi"/>
+                <w:lang w:val="en-US"/>
+              </w:rPr>
+            </w:pPr>
+            <w:proofErr w:type="gramStart"/>
+            <w:r>
+              <w:rPr>
+                <w:rFonts w:asciiTheme="majorHAnsi" w:hAnsiTheme="majorHAnsi" w:cstheme="majorHAnsi"/>
+                <w:lang w:val="en-US"/>
+              </w:rPr>
+              <w:t>{{ company</w:t>
+            </w:r>
+            <w:proofErr w:type="gramEnd"/>
+            <w:r>
+              <w:rPr>
+                <w:rFonts w:asciiTheme="majorHAnsi" w:hAnsiTheme="majorHAnsi" w:cstheme="majorHAnsi"/>
+                <w:lang w:val="en-US"/>
+              </w:rPr>
+              <w:t>.legal_address_line1 }} {{ company.legal_address_line2 }}</w:t>
+            </w:r>
+          </w:p>
+          <w:p>
+            <w:pPr>
+              <w:pStyle w:val="ConsDTNormal"/>
+              <w:spacing w:line="259" w:lineRule="auto"/>
+              <w:jc w:val="left"/>
+              <w:rPr>
+                <w:rFonts w:asciiTheme="majorHAnsi" w:hAnsiTheme="majorHAnsi" w:cstheme="majorHAnsi"/>
+                <w:lang w:val="en-US"/>
               </w:rPr>
             </w:pPr>
             <w:r>
               <w:rPr>
                 <w:rFonts w:asciiTheme="majorHAnsi" w:hAnsiTheme="majorHAnsi" w:cstheme="majorHAnsi"/>
-                <w:b/>
               </w:rPr>
-              <w:t>{{ company.short_name }}</w:t>
+              <w:t>ИНН</w:t>
+            </w:r>
+            <w:r>
+              <w:rPr>
+                <w:rFonts w:asciiTheme="majorHAnsi" w:hAnsiTheme="majorHAnsi" w:cstheme="majorHAnsi"/>
+                <w:lang w:val="en-US"/>
+              </w:rPr>
+              <w:t xml:space="preserve"> </w:t>
+            </w:r>
+            <w:proofErr w:type="gramStart"/>
+            <w:r>
+              <w:rPr>
+                <w:rFonts w:asciiTheme="majorHAnsi" w:hAnsiTheme="majorHAnsi" w:cstheme="majorHAnsi"/>
+                <w:lang w:val="en-US"/>
+              </w:rPr>
+              <w:t xml:space="preserve">{{ </w:t>
+            </w:r>
+            <w:proofErr w:type="spellStart"/>
+            <w:r>
+              <w:rPr>
+                <w:rFonts w:asciiTheme="majorHAnsi" w:hAnsiTheme="majorHAnsi" w:cstheme="majorHAnsi"/>
+                <w:lang w:val="en-US"/>
+              </w:rPr>
+              <w:t>company.tax</w:t>
+            </w:r>
+            <w:proofErr w:type="gramEnd"/>
+            <w:r>
+              <w:rPr>
+                <w:rFonts w:asciiTheme="majorHAnsi" w:hAnsiTheme="majorHAnsi" w:cstheme="majorHAnsi"/>
+                <w:lang w:val="en-US"/>
+              </w:rPr>
+              <w:t>_id_primary</w:t>
+            </w:r>
+            <w:proofErr w:type="spellEnd"/>
+            <w:r>
+              <w:rPr>
+                <w:rFonts w:asciiTheme="majorHAnsi" w:hAnsiTheme="majorHAnsi" w:cstheme="majorHAnsi"/>
+                <w:lang w:val="en-US"/>
+              </w:rPr>
+              <w:t xml:space="preserve"> }}, </w:t>
+            </w:r>
+            <w:r>
+              <w:rPr>
+                <w:rFonts w:asciiTheme="majorHAnsi" w:hAnsiTheme="majorHAnsi" w:cstheme="majorHAnsi"/>
+              </w:rPr>
+              <w:t>КПП</w:t>
+            </w:r>
+            <w:r>
+              <w:rPr>
+                <w:rFonts w:asciiTheme="majorHAnsi" w:hAnsiTheme="majorHAnsi" w:cstheme="majorHAnsi"/>
+                <w:lang w:val="en-US"/>
+              </w:rPr>
+              <w:t xml:space="preserve"> {{ </w:t>
+            </w:r>
+            <w:proofErr w:type="spellStart"/>
+            <w:r>
+              <w:rPr>
+                <w:rFonts w:asciiTheme="majorHAnsi" w:hAnsiTheme="majorHAnsi" w:cstheme="majorHAnsi"/>
+                <w:lang w:val="en-US"/>
+              </w:rPr>
+              <w:t>company.tax_id_secondary</w:t>
+            </w:r>
+            <w:proofErr w:type="spellEnd"/>
+            <w:r>
+              <w:rPr>
+                <w:rFonts w:asciiTheme="majorHAnsi" w:hAnsiTheme="majorHAnsi" w:cstheme="majorHAnsi"/>
+                <w:lang w:val="en-US"/>
+              </w:rPr>
+              <w:t xml:space="preserve"> }}</w:t>
+            </w:r>
+          </w:p>
+          <w:p>
+            <w:pPr>
+              <w:pStyle w:val="ConsDTNormal"/>
+              <w:spacing w:line="259" w:lineRule="auto"/>
+              <w:jc w:val="left"/>
+              <w:rPr>
+                <w:rFonts w:asciiTheme="majorHAnsi" w:hAnsiTheme="majorHAnsi" w:cstheme="majorHAnsi"/>
+                <w:lang w:val="en-US"/>
+              </w:rPr>
+            </w:pPr>
+            <w:r>
+              <w:rPr>
+                <w:rFonts w:asciiTheme="majorHAnsi" w:hAnsiTheme="majorHAnsi" w:cstheme="majorHAnsi"/>
+              </w:rPr>
+              <w:t>р</w:t>
+            </w:r>
+            <w:r>
+              <w:rPr>
+                <w:rFonts w:asciiTheme="majorHAnsi" w:hAnsiTheme="majorHAnsi" w:cstheme="majorHAnsi"/>
+                <w:lang w:val="en-US"/>
+              </w:rPr>
+              <w:t>\</w:t>
+            </w:r>
+            <w:r>
+              <w:rPr>
+                <w:rFonts w:asciiTheme="majorHAnsi" w:hAnsiTheme="majorHAnsi" w:cstheme="majorHAnsi"/>
+              </w:rPr>
+              <w:t>с</w:t>
+            </w:r>
+            <w:r>
+              <w:rPr>
+                <w:rFonts w:asciiTheme="majorHAnsi" w:hAnsiTheme="majorHAnsi" w:cstheme="majorHAnsi"/>
+                <w:lang w:val="en-US"/>
+              </w:rPr>
+              <w:t xml:space="preserve"> </w:t>
+            </w:r>
+            <w:proofErr w:type="gramStart"/>
+            <w:r>
+              <w:rPr>
+                <w:rFonts w:asciiTheme="majorHAnsi" w:hAnsiTheme="majorHAnsi" w:cstheme="majorHAnsi"/>
+                <w:lang w:val="en-US"/>
+              </w:rPr>
+              <w:t xml:space="preserve">{{ </w:t>
+            </w:r>
+            <w:proofErr w:type="spellStart"/>
+            <w:r>
+              <w:rPr>
+                <w:rFonts w:asciiTheme="majorHAnsi" w:hAnsiTheme="majorHAnsi" w:cstheme="majorHAnsi"/>
+                <w:lang w:val="en-US"/>
+              </w:rPr>
+              <w:t>company</w:t>
+            </w:r>
+            <w:proofErr w:type="gramEnd"/>
+            <w:r>
+              <w:rPr>
+                <w:rFonts w:asciiTheme="majorHAnsi" w:hAnsiTheme="majorHAnsi" w:cstheme="majorHAnsi"/>
+                <w:lang w:val="en-US"/>
+              </w:rPr>
+              <w:t>.bank_account</w:t>
+            </w:r>
+            <w:proofErr w:type="spellEnd"/>
+            <w:r>
+              <w:rPr>
+                <w:rFonts w:asciiTheme="majorHAnsi" w:hAnsiTheme="majorHAnsi" w:cstheme="majorHAnsi"/>
+                <w:lang w:val="en-US"/>
+              </w:rPr>
+              <w:t xml:space="preserve"> }}</w:t>
+            </w:r>
+          </w:p>
+          <w:p>
+            <w:pPr>
+              <w:pStyle w:val="ConsDTNormal"/>
+              <w:spacing w:line="259" w:lineRule="auto"/>
+              <w:jc w:val="left"/>
+              <w:rPr>
+                <w:rFonts w:asciiTheme="majorHAnsi" w:hAnsiTheme="majorHAnsi" w:cstheme="majorHAnsi"/>
+                <w:lang w:val="en-US"/>
+              </w:rPr>
+            </w:pPr>
+            <w:proofErr w:type="gramStart"/>
+            <w:r>
+              <w:rPr>
+                <w:rFonts w:asciiTheme="majorHAnsi" w:hAnsiTheme="majorHAnsi" w:cstheme="majorHAnsi"/>
+                <w:lang w:val="en-US"/>
+              </w:rPr>
+              <w:t xml:space="preserve">{{ </w:t>
+            </w:r>
+            <w:proofErr w:type="spellStart"/>
+            <w:r>
+              <w:rPr>
+                <w:rFonts w:asciiTheme="majorHAnsi" w:hAnsiTheme="majorHAnsi" w:cstheme="majorHAnsi"/>
+                <w:lang w:val="en-US"/>
+              </w:rPr>
+              <w:t>company</w:t>
+            </w:r>
+            <w:proofErr w:type="gramEnd"/>
+            <w:r>
+              <w:rPr>
+                <w:rFonts w:asciiTheme="majorHAnsi" w:hAnsiTheme="majorHAnsi" w:cstheme="majorHAnsi"/>
+                <w:lang w:val="en-US"/>
+              </w:rPr>
+              <w:t>.bank_name</w:t>
+            </w:r>
+            <w:proofErr w:type="spellEnd"/>
+            <w:r>
+              <w:rPr>
+                <w:rFonts w:asciiTheme="majorHAnsi" w:hAnsiTheme="majorHAnsi" w:cstheme="majorHAnsi"/>
+                <w:lang w:val="en-US"/>
+              </w:rPr>
+              <w:t xml:space="preserve"> }}, </w:t>
+            </w:r>
+          </w:p>
+          <w:p>
+            <w:pPr>
+              <w:pStyle w:val="ConsDTNormal"/>
+              <w:spacing w:line="259" w:lineRule="auto"/>
+              <w:jc w:val="left"/>
+              <w:rPr>
+                <w:rFonts w:asciiTheme="majorHAnsi" w:hAnsiTheme="majorHAnsi" w:cstheme="majorHAnsi"/>
+                <w:lang w:val="en-US"/>
+              </w:rPr>
+            </w:pPr>
+            <w:r>
+              <w:rPr>
+                <w:rFonts w:asciiTheme="majorHAnsi" w:hAnsiTheme="majorHAnsi" w:cstheme="majorHAnsi"/>
+              </w:rPr>
+              <w:t>к</w:t>
+            </w:r>
+            <w:r>
+              <w:rPr>
+                <w:rFonts w:asciiTheme="majorHAnsi" w:hAnsiTheme="majorHAnsi" w:cstheme="majorHAnsi"/>
+                <w:lang w:val="en-US"/>
+              </w:rPr>
+              <w:t>\</w:t>
+            </w:r>
+            <w:r>
+              <w:rPr>
+                <w:rFonts w:asciiTheme="majorHAnsi" w:hAnsiTheme="majorHAnsi" w:cstheme="majorHAnsi"/>
+              </w:rPr>
+              <w:t>с</w:t>
+            </w:r>
+            <w:r>
+              <w:rPr>
+                <w:rFonts w:asciiTheme="majorHAnsi" w:hAnsiTheme="majorHAnsi" w:cstheme="majorHAnsi"/>
+                <w:lang w:val="en-US"/>
+              </w:rPr>
+              <w:t xml:space="preserve"> </w:t>
+            </w:r>
+            <w:proofErr w:type="gramStart"/>
+            <w:r>
+              <w:rPr>
+                <w:rFonts w:asciiTheme="majorHAnsi" w:hAnsiTheme="majorHAnsi" w:cstheme="majorHAnsi"/>
+                <w:lang w:val="en-US"/>
+              </w:rPr>
+              <w:t xml:space="preserve">{{ </w:t>
+            </w:r>
+            <w:proofErr w:type="spellStart"/>
+            <w:r>
+              <w:rPr>
+                <w:rFonts w:asciiTheme="majorHAnsi" w:hAnsiTheme="majorHAnsi" w:cstheme="majorHAnsi"/>
+                <w:lang w:val="en-US"/>
+              </w:rPr>
+              <w:t>company</w:t>
+            </w:r>
+            <w:proofErr w:type="gramEnd"/>
+            <w:r>
+              <w:rPr>
+                <w:rFonts w:asciiTheme="majorHAnsi" w:hAnsiTheme="majorHAnsi" w:cstheme="majorHAnsi"/>
+                <w:lang w:val="en-US"/>
+              </w:rPr>
+              <w:t>.bank_correspondent_account</w:t>
+            </w:r>
+            <w:proofErr w:type="spellEnd"/>
+            <w:r>
+              <w:rPr>
+                <w:rFonts w:asciiTheme="majorHAnsi" w:hAnsiTheme="majorHAnsi" w:cstheme="majorHAnsi"/>
+                <w:lang w:val="en-US"/>
+              </w:rPr>
+              <w:t xml:space="preserve"> }},</w:t>
             </w:r>
           </w:p>
           <w:p>
@@ -1544,87 +3107,35 @@
               <w:rPr>
                 <w:rFonts w:asciiTheme="majorHAnsi" w:hAnsiTheme="majorHAnsi" w:cstheme="majorHAnsi"/>
               </w:rPr>
-              <w:t>{{ company.legal_address_line1 }} {{ company.legal_address_line2 }}</w:t>
+              <w:t xml:space="preserve">БИК </w:t>
             </w:r>
-          </w:p>
-          <w:p>
-            <w:pPr>
-              <w:pStyle w:val="ConsDTNormal"/>
-              <w:spacing w:line="259" w:lineRule="auto"/>
-              <w:jc w:val="left"/>
-              <w:rPr>
-                <w:rFonts w:asciiTheme="majorHAnsi" w:hAnsiTheme="majorHAnsi" w:cstheme="majorHAnsi"/>
-              </w:rPr>
-            </w:pPr>
+            <w:proofErr w:type="gramStart"/>
             <w:r>
               <w:rPr>
                 <w:rFonts w:asciiTheme="majorHAnsi" w:hAnsiTheme="majorHAnsi" w:cstheme="majorHAnsi"/>
               </w:rPr>
-              <w:t>ИНН {{ company.tax_id_primary }}, КПП {{ company.tax_id_secondary }}</w:t>
+              <w:t xml:space="preserve">{{ </w:t>
             </w:r>
-          </w:p>
-          <w:p>
-            <w:pPr>
-              <w:pStyle w:val="ConsDTNormal"/>
-              <w:spacing w:line="259" w:lineRule="auto"/>
-              <w:jc w:val="left"/>
-              <w:rPr>
-                <w:rFonts w:asciiTheme="majorHAnsi" w:hAnsiTheme="majorHAnsi" w:cstheme="majorHAnsi"/>
-              </w:rPr>
-            </w:pPr>
+            <w:proofErr w:type="spellStart"/>
             <w:r>
               <w:rPr>
                 <w:rFonts w:asciiTheme="majorHAnsi" w:hAnsiTheme="majorHAnsi" w:cstheme="majorHAnsi"/>
               </w:rPr>
-              <w:t>р\с {{ company.bank_account }}</w:t>
+              <w:t>company</w:t>
             </w:r>
-          </w:p>
-          <w:p>
-            <w:pPr>
-              <w:pStyle w:val="ConsDTNormal"/>
-              <w:spacing w:line="259" w:lineRule="auto"/>
-              <w:jc w:val="left"/>
-              <w:rPr>
-                <w:rFonts w:asciiTheme="majorHAnsi" w:hAnsiTheme="majorHAnsi" w:cstheme="majorHAnsi"/>
-              </w:rPr>
-            </w:pPr>
+            <w:proofErr w:type="gramEnd"/>
             <w:r>
               <w:rPr>
                 <w:rFonts w:asciiTheme="majorHAnsi" w:hAnsiTheme="majorHAnsi" w:cstheme="majorHAnsi"/>
               </w:rPr>
-              <w:t xml:space="preserve">{{ company.bank_name }}, </w:t>
+              <w:t>.bank_bic</w:t>
             </w:r>
-          </w:p>
-          <w:p>
-            <w:pPr>
-              <w:pStyle w:val="ConsDTNormal"/>
-              <w:spacing w:line="259" w:lineRule="auto"/>
-              <w:jc w:val="left"/>
-              <w:rPr>
-                <w:rFonts w:asciiTheme="majorHAnsi" w:hAnsiTheme="majorHAnsi" w:cstheme="majorHAnsi"/>
-              </w:rPr>
-            </w:pPr>
+            <w:proofErr w:type="spellEnd"/>
             <w:r>
               <w:rPr>
                 <w:rFonts w:asciiTheme="majorHAnsi" w:hAnsiTheme="majorHAnsi" w:cstheme="majorHAnsi"/>
               </w:rPr>
-              <w:t>к\с {{ company.bank_correspondent_account }},</w:t>
-            </w:r>
-          </w:p>
-          <w:p>
-            <w:pPr>
-              <w:pStyle w:val="ConsDTNormal"/>
-              <w:spacing w:line="259" w:lineRule="auto"/>
-              <w:jc w:val="left"/>
-              <w:rPr>
-                <w:rFonts w:asciiTheme="majorHAnsi" w:hAnsiTheme="majorHAnsi" w:cstheme="majorHAnsi"/>
-              </w:rPr>
-            </w:pPr>
-            <w:r>
-              <w:rPr>
-                <w:rFonts w:asciiTheme="majorHAnsi" w:hAnsiTheme="majorHAnsi" w:cstheme="majorHAnsi"/>
-              </w:rPr>
-              <w:t>БИК {{ company.bank_bic }}</w:t>
+              <w:t xml:space="preserve"> }}</w:t>
             </w:r>
           </w:p>
         </w:tc>
@@ -1641,6 +3152,7 @@
                 <w:rFonts w:asciiTheme="majorHAnsi" w:hAnsiTheme="majorHAnsi" w:cstheme="majorHAnsi"/>
                 <w:sz w:val="24"/>
                 <w:szCs w:val="24"/>
+                <w:lang w:val="en-US"/>
               </w:rPr>
             </w:pPr>
             <w:r>
@@ -1649,7 +3161,16 @@
                 <w:sz w:val="24"/>
                 <w:szCs w:val="24"/>
               </w:rPr>
-              <w:t>Исполнитель:</w:t>
+              <w:t>Исполнитель</w:t>
+            </w:r>
+            <w:r>
+              <w:rPr>
+                <w:rFonts w:asciiTheme="majorHAnsi" w:hAnsiTheme="majorHAnsi" w:cstheme="majorHAnsi"/>
+                <w:sz w:val="24"/>
+                <w:szCs w:val="24"/>
+                <w:lang w:val="en-US"/>
+              </w:rPr>
+              <w:t>:</w:t>
             </w:r>
           </w:p>
           <w:p>
@@ -1666,16 +3187,52 @@
                 <w:b/>
                 <w:sz w:val="24"/>
                 <w:szCs w:val="24"/>
+                <w:lang w:val="en-US"/>
               </w:rPr>
             </w:pPr>
+            <w:proofErr w:type="gramStart"/>
             <w:r>
               <w:rPr>
                 <w:rFonts w:asciiTheme="majorHAnsi" w:hAnsiTheme="majorHAnsi" w:cstheme="majorHAnsi"/>
                 <w:b/>
                 <w:sz w:val="24"/>
                 <w:szCs w:val="24"/>
+                <w:lang w:val="en-US"/>
               </w:rPr>
-              <w:t xml:space="preserve">{{ applicant.full_name_native }} </w:t>
+              <w:t xml:space="preserve">{{ </w:t>
+            </w:r>
+            <w:proofErr w:type="spellStart"/>
+            <w:r>
+              <w:rPr>
+                <w:rFonts w:asciiTheme="majorHAnsi" w:hAnsiTheme="majorHAnsi" w:cstheme="majorHAnsi"/>
+                <w:b/>
+                <w:sz w:val="24"/>
+                <w:szCs w:val="24"/>
+                <w:lang w:val="en-US"/>
+              </w:rPr>
+              <w:t>applicant</w:t>
+            </w:r>
+            <w:proofErr w:type="gramEnd"/>
+            <w:r>
+              <w:rPr>
+                <w:rFonts w:asciiTheme="majorHAnsi" w:hAnsiTheme="majorHAnsi" w:cstheme="majorHAnsi"/>
+                <w:b/>
+                <w:sz w:val="24"/>
+                <w:szCs w:val="24"/>
+                <w:lang w:val="en-US"/>
+              </w:rPr>
+              <w:t>.full_name_native</w:t>
+            </w:r>
+            <w:proofErr w:type="spellEnd"/>
+            <w:r>
+              <w:rPr>
+                <w:rFonts w:asciiTheme="majorHAnsi" w:hAnsiTheme="majorHAnsi" w:cstheme="majorHAnsi"/>
+                <w:b/>
+                <w:sz w:val="24"/>
+                <w:szCs w:val="24"/>
+                <w:lang w:val="en-US"/>
+              </w:rPr>
+              <w:t xml:space="preserve"> }} </w:t>
             </w:r>
           </w:p>
           <w:p>
@@ -1692,8 +3249,10 @@
                 <w:bCs/>
                 <w:sz w:val="24"/>
                 <w:szCs w:val="24"/>
+                <w:lang w:val="en-US"/>
               </w:rPr>
             </w:pPr>
+            <w:proofErr w:type="gramStart"/>
             <w:r>
               <w:rPr>
                 <w:rFonts w:asciiTheme="majorHAnsi" w:hAnsiTheme="majorHAnsi" w:cstheme="majorHAnsi"/>
@@ -1701,7 +3260,135 @@
                 <w:sz w:val="24"/>
                 <w:szCs w:val="24"/>
               </w:rPr>
-              <w:t xml:space="preserve">паспорт  {{ applicant.passport_formatted }}  выдан {{ fmt_date_quoted_ru(applicant.passport_issue_date) }} {{ applicant.passport_issuer }} </w:t>
+              <w:t>паспорт</w:t>
+            </w:r>
+            <w:r>
+              <w:rPr>
+                <w:rFonts w:asciiTheme="majorHAnsi" w:hAnsiTheme="majorHAnsi" w:cstheme="majorHAnsi"/>
+                <w:bCs/>
+                <w:sz w:val="24"/>
+                <w:szCs w:val="24"/>
+                <w:lang w:val="en-US"/>
+              </w:rPr>
+              <w:t xml:space="preserve">  {</w:t>
+            </w:r>
+            <w:proofErr w:type="gramEnd"/>
+            <w:r>
+              <w:rPr>
+                <w:rFonts w:asciiTheme="majorHAnsi" w:hAnsiTheme="majorHAnsi" w:cstheme="majorHAnsi"/>
+                <w:bCs/>
+                <w:sz w:val="24"/>
+                <w:szCs w:val="24"/>
+                <w:lang w:val="en-US"/>
+              </w:rPr>
+              <w:t xml:space="preserve">{ </w:t>
+            </w:r>
+            <w:proofErr w:type="spellStart"/>
+            <w:r>
+              <w:rPr>
+                <w:rFonts w:asciiTheme="majorHAnsi" w:hAnsiTheme="majorHAnsi" w:cstheme="majorHAnsi"/>
+                <w:bCs/>
+                <w:sz w:val="24"/>
+                <w:szCs w:val="24"/>
+                <w:lang w:val="en-US"/>
+              </w:rPr>
+              <w:t>applicant.passport_formatted</w:t>
+            </w:r>
+            <w:proofErr w:type="spellEnd"/>
+            <w:r>
+              <w:rPr>
+                <w:rFonts w:asciiTheme="majorHAnsi" w:hAnsiTheme="majorHAnsi" w:cstheme="majorHAnsi"/>
+                <w:bCs/>
+                <w:sz w:val="24"/>
+                <w:szCs w:val="24"/>
+                <w:lang w:val="en-US"/>
+              </w:rPr>
+              <w:t xml:space="preserve"> }}  </w:t>
+            </w:r>
+            <w:r>
+              <w:rPr>
+                <w:rFonts w:asciiTheme="majorHAnsi" w:hAnsiTheme="majorHAnsi" w:cstheme="majorHAnsi"/>
+                <w:bCs/>
+                <w:sz w:val="24"/>
+                <w:szCs w:val="24"/>
+              </w:rPr>
+              <w:t>выдан</w:t>
+            </w:r>
+            <w:r>
+              <w:rPr>
+                <w:rFonts w:asciiTheme="majorHAnsi" w:hAnsiTheme="majorHAnsi" w:cstheme="majorHAnsi"/>
+                <w:bCs/>
+                <w:sz w:val="24"/>
+                <w:szCs w:val="24"/>
+                <w:lang w:val="en-US"/>
+              </w:rPr>
+              <w:t xml:space="preserve"> {{ </w:t>
+            </w:r>
+            <w:proofErr w:type="spellStart"/>
+            <w:r>
+              <w:rPr>
+                <w:rFonts w:asciiTheme="majorHAnsi" w:hAnsiTheme="majorHAnsi" w:cstheme="majorHAnsi"/>
+                <w:bCs/>
+                <w:sz w:val="24"/>
+                <w:szCs w:val="24"/>
+                <w:lang w:val="en-US"/>
+              </w:rPr>
+              <w:t>fmt_date_quoted_ru</w:t>
+            </w:r>
+            <w:proofErr w:type="spellEnd"/>
+            <w:r>
+              <w:rPr>
+                <w:rFonts w:asciiTheme="majorHAnsi" w:hAnsiTheme="majorHAnsi" w:cstheme="majorHAnsi"/>
+                <w:bCs/>
+                <w:sz w:val="24"/>
+                <w:szCs w:val="24"/>
+                <w:lang w:val="en-US"/>
+              </w:rPr>
+              <w:t>(</w:t>
+            </w:r>
+            <w:proofErr w:type="spellStart"/>
+            <w:r>
+              <w:rPr>
+                <w:rFonts w:asciiTheme="majorHAnsi" w:hAnsiTheme="majorHAnsi" w:cstheme="majorHAnsi"/>
+                <w:bCs/>
+                <w:sz w:val="24"/>
+                <w:szCs w:val="24"/>
+                <w:lang w:val="en-US"/>
+              </w:rPr>
+              <w:t>applicant.passport_issue_date</w:t>
+            </w:r>
+            <w:proofErr w:type="spellEnd"/>
+            <w:r>
+              <w:rPr>
+                <w:rFonts w:asciiTheme="majorHAnsi" w:hAnsiTheme="majorHAnsi" w:cstheme="majorHAnsi"/>
+                <w:bCs/>
+                <w:sz w:val="24"/>
+                <w:szCs w:val="24"/>
+                <w:lang w:val="en-US"/>
+              </w:rPr>
+              <w:t xml:space="preserve">) }} {{ </w:t>
+            </w:r>
+            <w:proofErr w:type="spellStart"/>
+            <w:r>
+              <w:rPr>
+                <w:rFonts w:asciiTheme="majorHAnsi" w:hAnsiTheme="majorHAnsi" w:cstheme="majorHAnsi"/>
+                <w:bCs/>
+                <w:sz w:val="24"/>
+                <w:szCs w:val="24"/>
+                <w:lang w:val="en-US"/>
+              </w:rPr>
+              <w:t>applicant.passport_issuer</w:t>
+            </w:r>
+            <w:proofErr w:type="spellEnd"/>
+            <w:r>
+              <w:rPr>
+                <w:rFonts w:asciiTheme="majorHAnsi" w:hAnsiTheme="majorHAnsi" w:cstheme="majorHAnsi"/>
+                <w:bCs/>
+                <w:sz w:val="24"/>
+                <w:szCs w:val="24"/>
+                <w:lang w:val="en-US"/>
+              </w:rPr>
+              <w:t xml:space="preserve"> }} </w:t>
             </w:r>
           </w:p>
           <w:p>
@@ -1717,6 +3404,7 @@
                 <w:rFonts w:asciiTheme="majorHAnsi" w:hAnsiTheme="majorHAnsi" w:cstheme="majorHAnsi"/>
                 <w:sz w:val="24"/>
                 <w:szCs w:val="24"/>
+                <w:lang w:val="en-US"/>
               </w:rPr>
             </w:pPr>
             <w:r>
@@ -1725,7 +3413,47 @@
                 <w:sz w:val="24"/>
                 <w:szCs w:val="24"/>
               </w:rPr>
-              <w:t>ИНН {{ applicant.inn }}</w:t>
+              <w:t>ИНН</w:t>
+            </w:r>
+            <w:r>
+              <w:rPr>
+                <w:rFonts w:asciiTheme="majorHAnsi" w:hAnsiTheme="majorHAnsi" w:cstheme="majorHAnsi"/>
+                <w:sz w:val="24"/>
+                <w:szCs w:val="24"/>
+                <w:lang w:val="en-US"/>
+              </w:rPr>
+              <w:t xml:space="preserve"> </w:t>
+            </w:r>
+            <w:proofErr w:type="gramStart"/>
+            <w:r>
+              <w:rPr>
+                <w:rFonts w:asciiTheme="majorHAnsi" w:hAnsiTheme="majorHAnsi" w:cstheme="majorHAnsi"/>
+                <w:sz w:val="24"/>
+                <w:szCs w:val="24"/>
+                <w:lang w:val="en-US"/>
+              </w:rPr>
+              <w:t xml:space="preserve">{{ </w:t>
+            </w:r>
+            <w:proofErr w:type="spellStart"/>
+            <w:r>
+              <w:rPr>
+                <w:rFonts w:asciiTheme="majorHAnsi" w:hAnsiTheme="majorHAnsi" w:cstheme="majorHAnsi"/>
+                <w:sz w:val="24"/>
+                <w:szCs w:val="24"/>
+                <w:lang w:val="en-US"/>
+              </w:rPr>
+              <w:t>applicant.inn</w:t>
+            </w:r>
+            <w:proofErr w:type="spellEnd"/>
+            <w:proofErr w:type="gramEnd"/>
+            <w:r>
+              <w:rPr>
+                <w:rFonts w:asciiTheme="majorHAnsi" w:hAnsiTheme="majorHAnsi" w:cstheme="majorHAnsi"/>
+                <w:sz w:val="24"/>
+                <w:szCs w:val="24"/>
+                <w:lang w:val="en-US"/>
+              </w:rPr>
+              <w:t xml:space="preserve"> }}</w:t>
             </w:r>
           </w:p>
           <w:p>
@@ -1740,15 +3468,28 @@
                 <w:rFonts w:asciiTheme="majorHAnsi" w:hAnsiTheme="majorHAnsi" w:cstheme="majorHAnsi"/>
                 <w:sz w:val="24"/>
                 <w:szCs w:val="24"/>
+                <w:lang w:val="en-US"/>
               </w:rPr>
             </w:pPr>
+            <w:proofErr w:type="gramStart"/>
             <w:r>
               <w:rPr>
                 <w:rFonts w:asciiTheme="majorHAnsi" w:hAnsiTheme="majorHAnsi" w:cstheme="majorHAnsi"/>
                 <w:sz w:val="24"/>
                 <w:szCs w:val="24"/>
+                <w:lang w:val="en-US"/>
               </w:rPr>
-              <w:t>{{ applicant.home_address_line1 }} {{ applicant.home_address_line2 }}</w:t>
+              <w:t>{{ applicant</w:t>
+            </w:r>
+            <w:proofErr w:type="gramEnd"/>
+            <w:r>
+              <w:rPr>
+                <w:rFonts w:asciiTheme="majorHAnsi" w:hAnsiTheme="majorHAnsi" w:cstheme="majorHAnsi"/>
+                <w:sz w:val="24"/>
+                <w:szCs w:val="24"/>
+                <w:lang w:val="en-US"/>
+              </w:rPr>
+              <w:t>.home_address_line1 }} {{ applicant.home_address_line2 }}</w:t>
             </w:r>
           </w:p>
           <w:p>
@@ -1763,6 +3504,7 @@
                 <w:rFonts w:asciiTheme="majorHAnsi" w:hAnsiTheme="majorHAnsi" w:cstheme="majorHAnsi"/>
                 <w:sz w:val="24"/>
                 <w:szCs w:val="24"/>
+                <w:lang w:val="en-US"/>
               </w:rPr>
             </w:pPr>
             <w:r>
@@ -1771,7 +3513,73 @@
                 <w:sz w:val="24"/>
                 <w:szCs w:val="24"/>
               </w:rPr>
-              <w:t>р\с {{ applicant.bank_account }}</w:t>
+              <w:t>р</w:t>
+            </w:r>
+            <w:r>
+              <w:rPr>
+                <w:rFonts w:asciiTheme="majorHAnsi" w:hAnsiTheme="majorHAnsi" w:cstheme="majorHAnsi"/>
+                <w:sz w:val="24"/>
+                <w:szCs w:val="24"/>
+                <w:lang w:val="en-US"/>
+              </w:rPr>
+              <w:t>\</w:t>
+            </w:r>
+            <w:r>
+              <w:rPr>
+                <w:rFonts w:asciiTheme="majorHAnsi" w:hAnsiTheme="majorHAnsi" w:cstheme="majorHAnsi"/>
+                <w:sz w:val="24"/>
+                <w:szCs w:val="24"/>
+              </w:rPr>
+              <w:t>с</w:t>
+            </w:r>
+            <w:r>
+              <w:rPr>
+                <w:rFonts w:asciiTheme="majorHAnsi" w:hAnsiTheme="majorHAnsi" w:cstheme="majorHAnsi"/>
+                <w:sz w:val="24"/>
+                <w:szCs w:val="24"/>
+                <w:lang w:val="en-US"/>
+              </w:rPr>
+              <w:t xml:space="preserve"> </w:t>
+            </w:r>
+            <w:proofErr w:type="gramStart"/>
+            <w:r>
+              <w:rPr>
+                <w:rFonts w:asciiTheme="majorHAnsi" w:hAnsiTheme="majorHAnsi" w:cstheme="majorHAnsi"/>
+                <w:sz w:val="24"/>
+                <w:szCs w:val="24"/>
+                <w:lang w:val="en-US"/>
+              </w:rPr>
+              <w:t xml:space="preserve">{{ </w:t>
+            </w:r>
+            <w:proofErr w:type="spellStart"/>
+            <w:r>
+              <w:rPr>
+                <w:rFonts w:asciiTheme="majorHAnsi" w:hAnsiTheme="majorHAnsi" w:cstheme="majorHAnsi"/>
+                <w:sz w:val="24"/>
+                <w:szCs w:val="24"/>
+                <w:lang w:val="en-US"/>
+              </w:rPr>
+              <w:t>applicant</w:t>
+            </w:r>
+            <w:proofErr w:type="gramEnd"/>
+            <w:r>
+              <w:rPr>
+                <w:rFonts w:asciiTheme="majorHAnsi" w:hAnsiTheme="majorHAnsi" w:cstheme="majorHAnsi"/>
+                <w:sz w:val="24"/>
+                <w:szCs w:val="24"/>
+                <w:lang w:val="en-US"/>
+              </w:rPr>
+              <w:t>.bank_account</w:t>
+            </w:r>
+            <w:proofErr w:type="spellEnd"/>
+            <w:r>
+              <w:rPr>
+                <w:rFonts w:asciiTheme="majorHAnsi" w:hAnsiTheme="majorHAnsi" w:cstheme="majorHAnsi"/>
+                <w:sz w:val="24"/>
+                <w:szCs w:val="24"/>
+                <w:lang w:val="en-US"/>
+              </w:rPr>
+              <w:t xml:space="preserve"> }}</w:t>
             </w:r>
           </w:p>
           <w:p>
@@ -1786,15 +3594,48 @@
                 <w:rFonts w:asciiTheme="majorHAnsi" w:hAnsiTheme="majorHAnsi" w:cstheme="majorHAnsi"/>
                 <w:sz w:val="24"/>
                 <w:szCs w:val="24"/>
+                <w:lang w:val="en-US"/>
               </w:rPr>
             </w:pPr>
+            <w:proofErr w:type="gramStart"/>
             <w:r>
               <w:rPr>
                 <w:rFonts w:asciiTheme="majorHAnsi" w:hAnsiTheme="majorHAnsi" w:cstheme="majorHAnsi"/>
                 <w:sz w:val="24"/>
                 <w:szCs w:val="24"/>
+                <w:lang w:val="en-US"/>
               </w:rPr>
-              <w:t>{{ applicant.bank_name }}</w:t>
+              <w:t xml:space="preserve">{{ </w:t>
+            </w:r>
+            <w:proofErr w:type="spellStart"/>
+            <w:r>
+              <w:rPr>
+                <w:rFonts w:asciiTheme="majorHAnsi" w:hAnsiTheme="majorHAnsi" w:cstheme="majorHAnsi"/>
+                <w:sz w:val="24"/>
+                <w:szCs w:val="24"/>
+                <w:lang w:val="en-US"/>
+              </w:rPr>
+              <w:t>applicant</w:t>
+            </w:r>
+            <w:proofErr w:type="gramEnd"/>
+            <w:r>
+              <w:rPr>
+                <w:rFonts w:asciiTheme="majorHAnsi" w:hAnsiTheme="majorHAnsi" w:cstheme="majorHAnsi"/>
+                <w:sz w:val="24"/>
+                <w:szCs w:val="24"/>
+                <w:lang w:val="en-US"/>
+              </w:rPr>
+              <w:t>.bank_name</w:t>
+            </w:r>
+            <w:proofErr w:type="spellEnd"/>
+            <w:r>
+              <w:rPr>
+                <w:rFonts w:asciiTheme="majorHAnsi" w:hAnsiTheme="majorHAnsi" w:cstheme="majorHAnsi"/>
+                <w:sz w:val="24"/>
+                <w:szCs w:val="24"/>
+                <w:lang w:val="en-US"/>
+              </w:rPr>
+              <w:t xml:space="preserve"> }}</w:t>
             </w:r>
           </w:p>
           <w:p>
@@ -1810,6 +3651,7 @@
                 <w:rFonts w:asciiTheme="majorHAnsi" w:hAnsiTheme="majorHAnsi" w:cstheme="majorHAnsi"/>
                 <w:sz w:val="24"/>
                 <w:szCs w:val="24"/>
+                <w:lang w:val="en-US"/>
               </w:rPr>
             </w:pPr>
             <w:r>
@@ -1818,7 +3660,56 @@
                 <w:sz w:val="24"/>
                 <w:szCs w:val="24"/>
               </w:rPr>
-              <w:t>БИК {{ applicant.bank_bic }}</w:t>
+              <w:t>БИК</w:t>
+            </w:r>
+            <w:r>
+              <w:rPr>
+                <w:rFonts w:asciiTheme="majorHAnsi" w:hAnsiTheme="majorHAnsi" w:cstheme="majorHAnsi"/>
+                <w:sz w:val="24"/>
+                <w:szCs w:val="24"/>
+                <w:lang w:val="en-US"/>
+              </w:rPr>
+              <w:t xml:space="preserve"> </w:t>
+            </w:r>
+            <w:proofErr w:type="gramStart"/>
+            <w:r>
+              <w:rPr>
+                <w:rFonts w:asciiTheme="majorHAnsi" w:hAnsiTheme="majorHAnsi" w:cstheme="majorHAnsi"/>
+                <w:sz w:val="24"/>
+                <w:szCs w:val="24"/>
+                <w:lang w:val="en-US"/>
+              </w:rPr>
+              <w:t xml:space="preserve">{{ </w:t>
+            </w:r>
+            <w:proofErr w:type="spellStart"/>
+            <w:r>
+              <w:rPr>
+                <w:rFonts w:asciiTheme="majorHAnsi" w:hAnsiTheme="majorHAnsi" w:cstheme="majorHAnsi"/>
+                <w:sz w:val="24"/>
+                <w:szCs w:val="24"/>
+                <w:lang w:val="en-US"/>
+              </w:rPr>
+              <w:t>applicant</w:t>
+            </w:r>
+            <w:proofErr w:type="gramEnd"/>
+            <w:r>
+              <w:rPr>
+                <w:rFonts w:asciiTheme="majorHAnsi" w:hAnsiTheme="majorHAnsi" w:cstheme="majorHAnsi"/>
+                <w:sz w:val="24"/>
+                <w:szCs w:val="24"/>
+                <w:lang w:val="en-US"/>
+              </w:rPr>
+              <w:t>.bank_bic</w:t>
+            </w:r>
+            <w:proofErr w:type="spellEnd"/>
+            <w:r>
+              <w:rPr>
+                <w:rFonts w:asciiTheme="majorHAnsi" w:hAnsiTheme="majorHAnsi" w:cstheme="majorHAnsi"/>
+                <w:sz w:val="24"/>
+                <w:szCs w:val="24"/>
+                <w:lang w:val="en-US"/>
+              </w:rPr>
+              <w:t xml:space="preserve"> }}</w:t>
             </w:r>
           </w:p>
         </w:tc>
@@ -1833,6 +3724,7 @@
           <w:rFonts w:asciiTheme="majorHAnsi" w:hAnsiTheme="majorHAnsi" w:cstheme="majorHAnsi"/>
           <w:sz w:val="24"/>
           <w:szCs w:val="24"/>
+          <w:lang w:val="en-US"/>
         </w:rPr>
       </w:pPr>
     </w:p>
@@ -1845,6 +3737,7 @@
           <w:rFonts w:asciiTheme="majorHAnsi" w:hAnsiTheme="majorHAnsi" w:cstheme="majorHAnsi"/>
           <w:sz w:val="24"/>
           <w:szCs w:val="24"/>
+          <w:lang w:val="en-US"/>
         </w:rPr>
       </w:pPr>
     </w:p>
@@ -1944,7 +3837,35 @@
               <w:rPr>
                 <w:rFonts w:asciiTheme="majorHAnsi" w:hAnsiTheme="majorHAnsi" w:cstheme="majorHAnsi"/>
               </w:rPr>
-              <w:t>___________________/{{ company.director_short_ru }}</w:t>
+              <w:t>___________________</w:t>
+            </w:r>
+            <w:proofErr w:type="gramStart"/>
+            <w:r>
+              <w:rPr>
+                <w:rFonts w:asciiTheme="majorHAnsi" w:hAnsiTheme="majorHAnsi" w:cstheme="majorHAnsi"/>
+              </w:rPr>
+              <w:t>/{</w:t>
+            </w:r>
+            <w:proofErr w:type="gramEnd"/>
+            <w:r>
+              <w:rPr>
+                <w:rFonts w:asciiTheme="majorHAnsi" w:hAnsiTheme="majorHAnsi" w:cstheme="majorHAnsi"/>
+              </w:rPr>
+              <w:t xml:space="preserve">{ </w:t>
+            </w:r>
+            <w:proofErr w:type="spellStart"/>
+            <w:r>
+              <w:rPr>
+                <w:rFonts w:asciiTheme="majorHAnsi" w:hAnsiTheme="majorHAnsi" w:cstheme="majorHAnsi"/>
+              </w:rPr>
+              <w:t>company.director_short_ru</w:t>
+            </w:r>
+            <w:proofErr w:type="spellEnd"/>
+            <w:r>
+              <w:rPr>
+                <w:rFonts w:asciiTheme="majorHAnsi" w:hAnsiTheme="majorHAnsi" w:cstheme="majorHAnsi"/>
+              </w:rPr>
+              <w:t xml:space="preserve"> }}</w:t>
             </w:r>
           </w:p>
         </w:tc>
@@ -1981,7 +3902,35 @@
               <w:rPr>
                 <w:rFonts w:asciiTheme="majorHAnsi" w:hAnsiTheme="majorHAnsi" w:cstheme="majorHAnsi"/>
               </w:rPr>
-              <w:t xml:space="preserve">                 ________________/{{ applicant.initials_native }}</w:t>
+              <w:t xml:space="preserve">                 ________________</w:t>
+            </w:r>
+            <w:proofErr w:type="gramStart"/>
+            <w:r>
+              <w:rPr>
+                <w:rFonts w:asciiTheme="majorHAnsi" w:hAnsiTheme="majorHAnsi" w:cstheme="majorHAnsi"/>
+              </w:rPr>
+              <w:t>/{</w:t>
+            </w:r>
+            <w:proofErr w:type="gramEnd"/>
+            <w:r>
+              <w:rPr>
+                <w:rFonts w:asciiTheme="majorHAnsi" w:hAnsiTheme="majorHAnsi" w:cstheme="majorHAnsi"/>
+              </w:rPr>
+              <w:t xml:space="preserve">{ </w:t>
+            </w:r>
+            <w:proofErr w:type="spellStart"/>
+            <w:r>
+              <w:rPr>
+                <w:rFonts w:asciiTheme="majorHAnsi" w:hAnsiTheme="majorHAnsi" w:cstheme="majorHAnsi"/>
+              </w:rPr>
+              <w:t>applicant.initials_native</w:t>
+            </w:r>
+            <w:proofErr w:type="spellEnd"/>
+            <w:r>
+              <w:rPr>
+                <w:rFonts w:asciiTheme="majorHAnsi" w:hAnsiTheme="majorHAnsi" w:cstheme="majorHAnsi"/>
+              </w:rPr>
+              <w:t xml:space="preserve"> }}</w:t>
             </w:r>
           </w:p>
         </w:tc>
@@ -2011,7 +3960,7 @@
 </file>
 
 <file path=word/endnotes.xml><?xml version="1.0" encoding="utf-8"?>
-<w:endnotes xmlns:wpc="http://schemas.microsoft.com/office/word/2010/wordprocessingCanvas" xmlns:cx="http://schemas.microsoft.com/office/drawing/2014/chartex" xmlns:cx1="http://schemas.microsoft.com/office/drawing/2015/9/8/chartex" xmlns:cx2="http://schemas.microsoft.com/office/drawing/2015/10/21/chartex" xmlns:cx3="http://schemas.microsoft.com/office/drawing/2016/5/9/chartex" xmlns:cx4="http://schemas.microsoft.com/office/drawing/2016/5/10/chartex" xmlns:cx5="http://schemas.microsoft.com/office/drawing/2016/5/11/chartex" xmlns:cx6="http://schemas.microsoft.com/office/drawing/2016/5/12/chartex" xmlns:cx7="http://schemas.microsoft.com/office/drawing/2016/5/13/chartex" xmlns:cx8="http://schemas.microsoft.com/office/drawing/2016/5/14/chartex" xmlns:mc="http://schemas.openxmlformats.org/markup-compatibility/2006" xmlns:aink="http://schemas.microsoft.com/office/drawing/2016/ink" xmlns:am3d="http://schemas.microsoft.com/office/drawing/2017/model3d" xmlns:o="urn:schemas-microsoft-com:office:office" xmlns:oel="http://schemas.microsoft.com/office/2019/extlst" xmlns:r="http://schemas.openxmlformats.org/officeDocument/2006/relationships" xmlns:m="http://schemas.openxmlformats.org/officeDocument/2006/math" xmlns:v="urn:schemas-microsoft-com:vml" xmlns:wp14="http://schemas.microsoft.com/office/word/2010/wordprocessingDrawing" xmlns:wp="http://schemas.openxmlformats.org/drawingml/2006/wordprocessingDrawing" xmlns:w10="urn:schemas-microsoft-com:office:word" xmlns:w="http://schemas.openxmlformats.org/wordprocessingml/2006/main" xmlns:w14="http://schemas.microsoft.com/office/word/2010/wordml" xmlns:w15="http://schemas.microsoft.com/office/word/2012/wordml" xmlns:w16cex="http://schemas.microsoft.com/office/word/2018/wordml/cex" xmlns:w16cid="http://schemas.microsoft.com/office/word/2016/wordml/cid" xmlns:w16="http://schemas.microsoft.com/office/word/2018/wordml" xmlns:w16du="http://schemas.microsoft.com/office/word/2023/wordml/word16du" xmlns:w16sdtdh="http://schemas.microsoft.com/office/word/2020/wordml/sdtdatahash" xmlns:w16sdtfl="http://schemas.microsoft.com/office/word/2024/wordml/sdtformatlock" xmlns:w16se="http://schemas.microsoft.com/office/word/2015/wordml/symex" xmlns:wpg="http://schemas.microsoft.com/office/word/2010/wordprocessingGroup" xmlns:wpi="http://schemas.microsoft.com/office/word/2010/wordprocessingInk" xmlns:wne="http://schemas.microsoft.com/office/word/2006/wordml" xmlns:wps="http://schemas.microsoft.com/office/word/2010/wordprocessingShape" mc:Ignorable="w14 w15 w16se w16cid w16 w16cex w16sdtdh w16sdtfl w16du wp14">
+<w:endnotes xmlns:wpc="http://schemas.microsoft.com/office/word/2010/wordprocessingCanvas" xmlns:cx="http://schemas.microsoft.com/office/drawing/2014/chartex" xmlns:cx1="http://schemas.microsoft.com/office/drawing/2015/9/8/chartex" xmlns:cx2="http://schemas.microsoft.com/office/drawing/2015/10/21/chartex" xmlns:cx3="http://schemas.microsoft.com/office/drawing/2016/5/9/chartex" xmlns:cx4="http://schemas.microsoft.com/office/drawing/2016/5/10/chartex" xmlns:cx5="http://schemas.microsoft.com/office/drawing/2016/5/11/chartex" xmlns:cx6="http://schemas.microsoft.com/office/drawing/2016/5/12/chartex" xmlns:cx7="http://schemas.microsoft.com/office/drawing/2016/5/13/chartex" xmlns:cx8="http://schemas.microsoft.com/office/drawing/2016/5/14/chartex" xmlns:mc="http://schemas.openxmlformats.org/markup-compatibility/2006" xmlns:aink="http://schemas.microsoft.com/office/drawing/2016/ink" xmlns:am3d="http://schemas.microsoft.com/office/drawing/2017/model3d" xmlns:o="urn:schemas-microsoft-com:office:office" xmlns:r="http://schemas.openxmlformats.org/officeDocument/2006/relationships" xmlns:m="http://schemas.openxmlformats.org/officeDocument/2006/math" xmlns:v="urn:schemas-microsoft-com:vml" xmlns:wp14="http://schemas.microsoft.com/office/word/2010/wordprocessingDrawing" xmlns:wp="http://schemas.openxmlformats.org/drawingml/2006/wordprocessingDrawing" xmlns:w10="urn:schemas-microsoft-com:office:word" xmlns:w="http://schemas.openxmlformats.org/wordprocessingml/2006/main" xmlns:w14="http://schemas.microsoft.com/office/word/2010/wordml" xmlns:w15="http://schemas.microsoft.com/office/word/2012/wordml" xmlns:w16cid="http://schemas.microsoft.com/office/word/2016/wordml/cid" xmlns:w16se="http://schemas.microsoft.com/office/word/2015/wordml/symex" xmlns:wpg="http://schemas.microsoft.com/office/word/2010/wordprocessingGroup" xmlns:wpi="http://schemas.microsoft.com/office/word/2010/wordprocessingInk" xmlns:wne="http://schemas.microsoft.com/office/word/2006/wordml" xmlns:wps="http://schemas.microsoft.com/office/word/2010/wordprocessingShape" mc:Ignorable="w14 w15 w16se w16cid wp14">
   <w:endnote w:type="separator" w:id="-1">
     <w:p>
       <w:pPr>
@@ -2036,7 +3985,7 @@
 </file>
 
 <file path=word/footer1.xml><?xml version="1.0" encoding="utf-8"?>
-<w:ftr xmlns:wpc="http://schemas.microsoft.com/office/word/2010/wordprocessingCanvas" xmlns:cx="http://schemas.microsoft.com/office/drawing/2014/chartex" xmlns:cx1="http://schemas.microsoft.com/office/drawing/2015/9/8/chartex" xmlns:cx2="http://schemas.microsoft.com/office/drawing/2015/10/21/chartex" xmlns:cx3="http://schemas.microsoft.com/office/drawing/2016/5/9/chartex" xmlns:cx4="http://schemas.microsoft.com/office/drawing/2016/5/10/chartex" xmlns:cx5="http://schemas.microsoft.com/office/drawing/2016/5/11/chartex" xmlns:cx6="http://schemas.microsoft.com/office/drawing/2016/5/12/chartex" xmlns:cx7="http://schemas.microsoft.com/office/drawing/2016/5/13/chartex" xmlns:cx8="http://schemas.microsoft.com/office/drawing/2016/5/14/chartex" xmlns:mc="http://schemas.openxmlformats.org/markup-compatibility/2006" xmlns:aink="http://schemas.microsoft.com/office/drawing/2016/ink" xmlns:am3d="http://schemas.microsoft.com/office/drawing/2017/model3d" xmlns:o="urn:schemas-microsoft-com:office:office" xmlns:oel="http://schemas.microsoft.com/office/2019/extlst" xmlns:r="http://schemas.openxmlformats.org/officeDocument/2006/relationships" xmlns:m="http://schemas.openxmlformats.org/officeDocument/2006/math" xmlns:v="urn:schemas-microsoft-com:vml" xmlns:wp14="http://schemas.microsoft.com/office/word/2010/wordprocessingDrawing" xmlns:wp="http://schemas.openxmlformats.org/drawingml/2006/wordprocessingDrawing" xmlns:w10="urn:schemas-microsoft-com:office:word" xmlns:w="http://schemas.openxmlformats.org/wordprocessingml/2006/main" xmlns:w14="http://schemas.microsoft.com/office/word/2010/wordml" xmlns:w15="http://schemas.microsoft.com/office/word/2012/wordml" xmlns:w16cex="http://schemas.microsoft.com/office/word/2018/wordml/cex" xmlns:w16cid="http://schemas.microsoft.com/office/word/2016/wordml/cid" xmlns:w16="http://schemas.microsoft.com/office/word/2018/wordml" xmlns:w16du="http://schemas.microsoft.com/office/word/2023/wordml/word16du" xmlns:w16sdtdh="http://schemas.microsoft.com/office/word/2020/wordml/sdtdatahash" xmlns:w16sdtfl="http://schemas.microsoft.com/office/word/2024/wordml/sdtformatlock" xmlns:w16se="http://schemas.microsoft.com/office/word/2015/wordml/symex" xmlns:wpg="http://schemas.microsoft.com/office/word/2010/wordprocessingGroup" xmlns:wpi="http://schemas.microsoft.com/office/word/2010/wordprocessingInk" xmlns:wne="http://schemas.microsoft.com/office/word/2006/wordml" xmlns:wps="http://schemas.microsoft.com/office/word/2010/wordprocessingShape" mc:Ignorable="w14 w15 w16se w16cid w16 w16cex w16sdtdh w16sdtfl w16du wp14">
+<w:ftr xmlns:wpc="http://schemas.microsoft.com/office/word/2010/wordprocessingCanvas" xmlns:cx="http://schemas.microsoft.com/office/drawing/2014/chartex" xmlns:cx1="http://schemas.microsoft.com/office/drawing/2015/9/8/chartex" xmlns:cx2="http://schemas.microsoft.com/office/drawing/2015/10/21/chartex" xmlns:cx3="http://schemas.microsoft.com/office/drawing/2016/5/9/chartex" xmlns:cx4="http://schemas.microsoft.com/office/drawing/2016/5/10/chartex" xmlns:cx5="http://schemas.microsoft.com/office/drawing/2016/5/11/chartex" xmlns:cx6="http://schemas.microsoft.com/office/drawing/2016/5/12/chartex" xmlns:cx7="http://schemas.microsoft.com/office/drawing/2016/5/13/chartex" xmlns:cx8="http://schemas.microsoft.com/office/drawing/2016/5/14/chartex" xmlns:mc="http://schemas.openxmlformats.org/markup-compatibility/2006" xmlns:aink="http://schemas.microsoft.com/office/drawing/2016/ink" xmlns:am3d="http://schemas.microsoft.com/office/drawing/2017/model3d" xmlns:o="urn:schemas-microsoft-com:office:office" xmlns:r="http://schemas.openxmlformats.org/officeDocument/2006/relationships" xmlns:m="http://schemas.openxmlformats.org/officeDocument/2006/math" xmlns:v="urn:schemas-microsoft-com:vml" xmlns:wp14="http://schemas.microsoft.com/office/word/2010/wordprocessingDrawing" xmlns:wp="http://schemas.openxmlformats.org/drawingml/2006/wordprocessingDrawing" xmlns:w10="urn:schemas-microsoft-com:office:word" xmlns:w="http://schemas.openxmlformats.org/wordprocessingml/2006/main" xmlns:w14="http://schemas.microsoft.com/office/word/2010/wordml" xmlns:w15="http://schemas.microsoft.com/office/word/2012/wordml" xmlns:w16cid="http://schemas.microsoft.com/office/word/2016/wordml/cid" xmlns:w16se="http://schemas.microsoft.com/office/word/2015/wordml/symex" xmlns:wpg="http://schemas.microsoft.com/office/word/2010/wordprocessingGroup" xmlns:wpi="http://schemas.microsoft.com/office/word/2010/wordprocessingInk" xmlns:wne="http://schemas.microsoft.com/office/word/2006/wordml" xmlns:wps="http://schemas.microsoft.com/office/word/2010/wordprocessingShape" mc:Ignorable="w14 w15 w16se w16cid wp14">
   <w:sdt>
     <w:sdtPr>
       <w:id w:val="1992599383"/>
@@ -2045,6 +3994,7 @@
         <w:docPartUnique/>
       </w:docPartObj>
     </w:sdtPr>
+    <w:sdtEndPr/>
     <w:sdtContent>
       <w:p>
         <w:pPr>
@@ -2080,7 +4030,7 @@
 </file>
 
 <file path=word/footnotes.xml><?xml version="1.0" encoding="utf-8"?>
-<w:footnotes xmlns:wpc="http://schemas.microsoft.com/office/word/2010/wordprocessingCanvas" xmlns:cx="http://schemas.microsoft.com/office/drawing/2014/chartex" xmlns:cx1="http://schemas.microsoft.com/office/drawing/2015/9/8/chartex" xmlns:cx2="http://schemas.microsoft.com/office/drawing/2015/10/21/chartex" xmlns:cx3="http://schemas.microsoft.com/office/drawing/2016/5/9/chartex" xmlns:cx4="http://schemas.microsoft.com/office/drawing/2016/5/10/chartex" xmlns:cx5="http://schemas.microsoft.com/office/drawing/2016/5/11/chartex" xmlns:cx6="http://schemas.microsoft.com/office/drawing/2016/5/12/chartex" xmlns:cx7="http://schemas.microsoft.com/office/drawing/2016/5/13/chartex" xmlns:cx8="http://schemas.microsoft.com/office/drawing/2016/5/14/chartex" xmlns:mc="http://schemas.openxmlformats.org/markup-compatibility/2006" xmlns:aink="http://schemas.microsoft.com/office/drawing/2016/ink" xmlns:am3d="http://schemas.microsoft.com/office/drawing/2017/model3d" xmlns:o="urn:schemas-microsoft-com:office:office" xmlns:oel="http://schemas.microsoft.com/office/2019/extlst" xmlns:r="http://schemas.openxmlformats.org/officeDocument/2006/relationships" xmlns:m="http://schemas.openxmlformats.org/officeDocument/2006/math" xmlns:v="urn:schemas-microsoft-com:vml" xmlns:wp14="http://schemas.microsoft.com/office/word/2010/wordprocessingDrawing" xmlns:wp="http://schemas.openxmlformats.org/drawingml/2006/wordprocessingDrawing" xmlns:w10="urn:schemas-microsoft-com:office:word" xmlns:w="http://schemas.openxmlformats.org/wordprocessingml/2006/main" xmlns:w14="http://schemas.microsoft.com/office/word/2010/wordml" xmlns:w15="http://schemas.microsoft.com/office/word/2012/wordml" xmlns:w16cex="http://schemas.microsoft.com/office/word/2018/wordml/cex" xmlns:w16cid="http://schemas.microsoft.com/office/word/2016/wordml/cid" xmlns:w16="http://schemas.microsoft.com/office/word/2018/wordml" xmlns:w16du="http://schemas.microsoft.com/office/word/2023/wordml/word16du" xmlns:w16sdtdh="http://schemas.microsoft.com/office/word/2020/wordml/sdtdatahash" xmlns:w16sdtfl="http://schemas.microsoft.com/office/word/2024/wordml/sdtformatlock" xmlns:w16se="http://schemas.microsoft.com/office/word/2015/wordml/symex" xmlns:wpg="http://schemas.microsoft.com/office/word/2010/wordprocessingGroup" xmlns:wpi="http://schemas.microsoft.com/office/word/2010/wordprocessingInk" xmlns:wne="http://schemas.microsoft.com/office/word/2006/wordml" xmlns:wps="http://schemas.microsoft.com/office/word/2010/wordprocessingShape" mc:Ignorable="w14 w15 w16se w16cid w16 w16cex w16sdtdh w16sdtfl w16du wp14">
+<w:footnotes xmlns:wpc="http://schemas.microsoft.com/office/word/2010/wordprocessingCanvas" xmlns:cx="http://schemas.microsoft.com/office/drawing/2014/chartex" xmlns:cx1="http://schemas.microsoft.com/office/drawing/2015/9/8/chartex" xmlns:cx2="http://schemas.microsoft.com/office/drawing/2015/10/21/chartex" xmlns:cx3="http://schemas.microsoft.com/office/drawing/2016/5/9/chartex" xmlns:cx4="http://schemas.microsoft.com/office/drawing/2016/5/10/chartex" xmlns:cx5="http://schemas.microsoft.com/office/drawing/2016/5/11/chartex" xmlns:cx6="http://schemas.microsoft.com/office/drawing/2016/5/12/chartex" xmlns:cx7="http://schemas.microsoft.com/office/drawing/2016/5/13/chartex" xmlns:cx8="http://schemas.microsoft.com/office/drawing/2016/5/14/chartex" xmlns:mc="http://schemas.openxmlformats.org/markup-compatibility/2006" xmlns:aink="http://schemas.microsoft.com/office/drawing/2016/ink" xmlns:am3d="http://schemas.microsoft.com/office/drawing/2017/model3d" xmlns:o="urn:schemas-microsoft-com:office:office" xmlns:r="http://schemas.openxmlformats.org/officeDocument/2006/relationships" xmlns:m="http://schemas.openxmlformats.org/officeDocument/2006/math" xmlns:v="urn:schemas-microsoft-com:vml" xmlns:wp14="http://schemas.microsoft.com/office/word/2010/wordprocessingDrawing" xmlns:wp="http://schemas.openxmlformats.org/drawingml/2006/wordprocessingDrawing" xmlns:w10="urn:schemas-microsoft-com:office:word" xmlns:w="http://schemas.openxmlformats.org/wordprocessingml/2006/main" xmlns:w14="http://schemas.microsoft.com/office/word/2010/wordml" xmlns:w15="http://schemas.microsoft.com/office/word/2012/wordml" xmlns:w16cid="http://schemas.microsoft.com/office/word/2016/wordml/cid" xmlns:w16se="http://schemas.microsoft.com/office/word/2015/wordml/symex" xmlns:wpg="http://schemas.microsoft.com/office/word/2010/wordprocessingGroup" xmlns:wpi="http://schemas.microsoft.com/office/word/2010/wordprocessingInk" xmlns:wne="http://schemas.microsoft.com/office/word/2006/wordml" xmlns:wps="http://schemas.microsoft.com/office/word/2010/wordprocessingShape" mc:Ignorable="w14 w15 w16se w16cid wp14">
   <w:footnote w:type="separator" w:id="-1">
     <w:p>
       <w:pPr>
@@ -2105,7 +4055,7 @@
 </file>
 
 <file path=word/numbering.xml><?xml version="1.0" encoding="utf-8"?>
-<w:numbering xmlns:wpc="http://schemas.microsoft.com/office/word/2010/wordprocessingCanvas" xmlns:cx="http://schemas.microsoft.com/office/drawing/2014/chartex" xmlns:cx1="http://schemas.microsoft.com/office/drawing/2015/9/8/chartex" xmlns:cx2="http://schemas.microsoft.com/office/drawing/2015/10/21/chartex" xmlns:cx3="http://schemas.microsoft.com/office/drawing/2016/5/9/chartex" xmlns:cx4="http://schemas.microsoft.com/office/drawing/2016/5/10/chartex" xmlns:cx5="http://schemas.microsoft.com/office/drawing/2016/5/11/chartex" xmlns:cx6="http://schemas.microsoft.com/office/drawing/2016/5/12/chartex" xmlns:cx7="http://schemas.microsoft.com/office/drawing/2016/5/13/chartex" xmlns:cx8="http://schemas.microsoft.com/office/drawing/2016/5/14/chartex" xmlns:mc="http://schemas.openxmlformats.org/markup-compatibility/2006" xmlns:aink="http://schemas.microsoft.com/office/drawing/2016/ink" xmlns:am3d="http://schemas.microsoft.com/office/drawing/2017/model3d" xmlns:o="urn:schemas-microsoft-com:office:office" xmlns:oel="http://schemas.microsoft.com/office/2019/extlst" xmlns:r="http://schemas.openxmlformats.org/officeDocument/2006/relationships" xmlns:m="http://schemas.openxmlformats.org/officeDocument/2006/math" xmlns:v="urn:schemas-microsoft-com:vml" xmlns:wp14="http://schemas.microsoft.com/office/word/2010/wordprocessingDrawing" xmlns:wp="http://schemas.openxmlformats.org/drawingml/2006/wordprocessingDrawing" xmlns:w10="urn:schemas-microsoft-com:office:word" xmlns:w="http://schemas.openxmlformats.org/wordprocessingml/2006/main" xmlns:w14="http://schemas.microsoft.com/office/word/2010/wordml" xmlns:w15="http://schemas.microsoft.com/office/word/2012/wordml" xmlns:w16cex="http://schemas.microsoft.com/office/word/2018/wordml/cex" xmlns:w16cid="http://schemas.microsoft.com/office/word/2016/wordml/cid" xmlns:w16="http://schemas.microsoft.com/office/word/2018/wordml" xmlns:w16du="http://schemas.microsoft.com/office/word/2023/wordml/word16du" xmlns:w16sdtdh="http://schemas.microsoft.com/office/word/2020/wordml/sdtdatahash" xmlns:w16sdtfl="http://schemas.microsoft.com/office/word/2024/wordml/sdtformatlock" xmlns:w16se="http://schemas.microsoft.com/office/word/2015/wordml/symex" xmlns:wpg="http://schemas.microsoft.com/office/word/2010/wordprocessingGroup" xmlns:wpi="http://schemas.microsoft.com/office/word/2010/wordprocessingInk" xmlns:wne="http://schemas.microsoft.com/office/word/2006/wordml" xmlns:wps="http://schemas.microsoft.com/office/word/2010/wordprocessingShape" mc:Ignorable="w14 w15 w16se w16cid w16 w16cex w16sdtdh w16sdtfl w16du wp14">
+<w:numbering xmlns:wpc="http://schemas.microsoft.com/office/word/2010/wordprocessingCanvas" xmlns:cx="http://schemas.microsoft.com/office/drawing/2014/chartex" xmlns:cx1="http://schemas.microsoft.com/office/drawing/2015/9/8/chartex" xmlns:cx2="http://schemas.microsoft.com/office/drawing/2015/10/21/chartex" xmlns:cx3="http://schemas.microsoft.com/office/drawing/2016/5/9/chartex" xmlns:cx4="http://schemas.microsoft.com/office/drawing/2016/5/10/chartex" xmlns:cx5="http://schemas.microsoft.com/office/drawing/2016/5/11/chartex" xmlns:cx6="http://schemas.microsoft.com/office/drawing/2016/5/12/chartex" xmlns:cx7="http://schemas.microsoft.com/office/drawing/2016/5/13/chartex" xmlns:cx8="http://schemas.microsoft.com/office/drawing/2016/5/14/chartex" xmlns:mc="http://schemas.openxmlformats.org/markup-compatibility/2006" xmlns:aink="http://schemas.microsoft.com/office/drawing/2016/ink" xmlns:am3d="http://schemas.microsoft.com/office/drawing/2017/model3d" xmlns:o="urn:schemas-microsoft-com:office:office" xmlns:r="http://schemas.openxmlformats.org/officeDocument/2006/relationships" xmlns:m="http://schemas.openxmlformats.org/officeDocument/2006/math" xmlns:v="urn:schemas-microsoft-com:vml" xmlns:wp14="http://schemas.microsoft.com/office/word/2010/wordprocessingDrawing" xmlns:wp="http://schemas.openxmlformats.org/drawingml/2006/wordprocessingDrawing" xmlns:w10="urn:schemas-microsoft-com:office:word" xmlns:w="http://schemas.openxmlformats.org/wordprocessingml/2006/main" xmlns:w14="http://schemas.microsoft.com/office/word/2010/wordml" xmlns:w15="http://schemas.microsoft.com/office/word/2012/wordml" xmlns:w16cid="http://schemas.microsoft.com/office/word/2016/wordml/cid" xmlns:w16se="http://schemas.microsoft.com/office/word/2015/wordml/symex" xmlns:wpg="http://schemas.microsoft.com/office/word/2010/wordprocessingGroup" xmlns:wpi="http://schemas.microsoft.com/office/word/2010/wordprocessingInk" xmlns:wne="http://schemas.microsoft.com/office/word/2006/wordml" xmlns:wps="http://schemas.microsoft.com/office/word/2010/wordprocessingShape" mc:Ignorable="w14 w15 w16se w16cid wp14">
   <w:abstractNum w:abstractNumId="0" w15:restartNumberingAfterBreak="0">
     <w:nsid w:val="18DA0FE2"/>
     <w:multiLevelType w:val="multilevel"/>
@@ -2342,17 +4292,17 @@
       </w:rPr>
     </w:lvl>
   </w:abstractNum>
-  <w:num w:numId="1" w16cid:durableId="742021294">
+  <w:num w:numId="1">
     <w:abstractNumId w:val="1"/>
   </w:num>
-  <w:num w:numId="2" w16cid:durableId="200286929">
+  <w:num w:numId="2">
     <w:abstractNumId w:val="0"/>
   </w:num>
 </w:numbering>
 </file>
 
 <file path=word/styles.xml><?xml version="1.0" encoding="utf-8"?>
-<w:styles xmlns:mc="http://schemas.openxmlformats.org/markup-compatibility/2006" xmlns:r="http://schemas.openxmlformats.org/officeDocument/2006/relationships" xmlns:w="http://schemas.openxmlformats.org/wordprocessingml/2006/main" xmlns:w14="http://schemas.microsoft.com/office/word/2010/wordml" xmlns:w15="http://schemas.microsoft.com/office/word/2012/wordml" xmlns:w16cex="http://schemas.microsoft.com/office/word/2018/wordml/cex" xmlns:w16cid="http://schemas.microsoft.com/office/word/2016/wordml/cid" xmlns:w16="http://schemas.microsoft.com/office/word/2018/wordml" xmlns:w16du="http://schemas.microsoft.com/office/word/2023/wordml/word16du" xmlns:w16sdtdh="http://schemas.microsoft.com/office/word/2020/wordml/sdtdatahash" xmlns:w16sdtfl="http://schemas.microsoft.com/office/word/2024/wordml/sdtformatlock" xmlns:w16se="http://schemas.microsoft.com/office/word/2015/wordml/symex" mc:Ignorable="w14 w15 w16se w16cid w16 w16cex w16sdtdh w16sdtfl w16du">
+<w:styles xmlns:mc="http://schemas.openxmlformats.org/markup-compatibility/2006" xmlns:r="http://schemas.openxmlformats.org/officeDocument/2006/relationships" xmlns:w="http://schemas.openxmlformats.org/wordprocessingml/2006/main" xmlns:w14="http://schemas.microsoft.com/office/word/2010/wordml" xmlns:w15="http://schemas.microsoft.com/office/word/2012/wordml" xmlns:w16cid="http://schemas.microsoft.com/office/word/2016/wordml/cid" xmlns:w16se="http://schemas.microsoft.com/office/word/2015/wordml/symex" mc:Ignorable="w14 w15 w16se w16cid">
   <w:docDefaults>
     <w:rPrDefault>
       <w:rPr>
@@ -2364,7 +4314,7 @@
     </w:rPrDefault>
     <w:pPrDefault/>
   </w:docDefaults>
-  <w:latentStyles w:defLockedState="0" w:defUIPriority="99" w:defSemiHidden="0" w:defUnhideWhenUsed="0" w:defQFormat="0" w:count="376">
+  <w:latentStyles w:defLockedState="0" w:defUIPriority="99" w:defSemiHidden="0" w:defUnhideWhenUsed="0" w:defQFormat="0" w:count="375">
     <w:lsdException w:name="Normal" w:uiPriority="0" w:qFormat="1"/>
     <w:lsdException w:name="heading 1" w:uiPriority="9" w:qFormat="1"/>
     <w:lsdException w:name="heading 2" w:semiHidden="1" w:uiPriority="9" w:unhideWhenUsed="1" w:qFormat="1"/>
@@ -2740,7 +4690,6 @@
     <w:lsdException w:name="Smart Hyperlink" w:semiHidden="1" w:unhideWhenUsed="1"/>
     <w:lsdException w:name="Hashtag" w:semiHidden="1" w:unhideWhenUsed="1"/>
     <w:lsdException w:name="Unresolved Mention" w:semiHidden="1" w:unhideWhenUsed="1"/>
-    <w:lsdException w:name="Smart Link" w:semiHidden="1" w:unhideWhenUsed="1"/>
   </w:latentStyles>
   <w:style w:type="paragraph" w:default="1" w:styleId="a">
     <w:name w:val="Normal"/>

--- a/templates/docx/contracts/by_company/hayat/contract_template.docx
+++ b/templates/docx/contracts/by_company/hayat/contract_template.docx
@@ -2817,7 +2817,7 @@
                 <w:rFonts w:asciiTheme="majorHAnsi" w:hAnsiTheme="majorHAnsi" w:cstheme="majorHAnsi"/>
                 <w:lang w:val="en-US"/>
               </w:rPr>
-              <w:t>{{ company</w:t>
+              <w:t xml:space="preserve">{{ company.legal_address }}</w:t>
             </w:r>
             <w:proofErr w:type="gramEnd"/>
             <w:r>
@@ -2825,7 +2825,7 @@
                 <w:rFonts w:asciiTheme="majorHAnsi" w:hAnsiTheme="majorHAnsi" w:cstheme="majorHAnsi"/>
                 <w:lang w:val="en-US"/>
               </w:rPr>
-              <w:t>.legal_address_line1 }} {{ company.legal_address_line2 }}</w:t>
+              <w:t/>
             </w:r>
           </w:p>
           <w:p>
@@ -3479,7 +3479,7 @@
                 <w:szCs w:val="24"/>
                 <w:lang w:val="en-US"/>
               </w:rPr>
-              <w:t>{{ applicant</w:t>
+              <w:t xml:space="preserve">{{ applicant.home_address }}</w:t>
             </w:r>
             <w:proofErr w:type="gramEnd"/>
             <w:r>
@@ -3489,7 +3489,7 @@
                 <w:szCs w:val="24"/>
                 <w:lang w:val="en-US"/>
               </w:rPr>
-              <w:t>.home_address_line1 }} {{ applicant.home_address_line2 }}</w:t>
+              <w:t/>
             </w:r>
           </w:p>
           <w:p>
